--- a/Entregables/Vision_Proyecto.docx
+++ b/Entregables/Vision_Proyecto.docx
@@ -515,7 +515,7 @@
     </w:p>
     <w:p>
       <w:pPr>
-        <w:pStyle w:val="Ttulo1"/>
+        <w:pStyle w:val="Heading1"/>
         <w:pBdr>
           <w:bottom w:val="single" w:sz="6" w:space="4" w:color="2F6FED"/>
         </w:pBdr>
@@ -534,7 +534,7 @@
     </w:p>
     <w:p>
       <w:pPr>
-        <w:pStyle w:val="Ttulo2"/>
+        <w:pStyle w:val="Heading2"/>
         <w:spacing w:before="220" w:after="100"/>
       </w:pPr>
       <w:r>
@@ -565,7 +565,7 @@
     </w:p>
     <w:p>
       <w:pPr>
-        <w:pStyle w:val="Ttulo2"/>
+        <w:pStyle w:val="Heading2"/>
         <w:spacing w:before="220" w:after="100"/>
         <w:rPr>
           <w:color w:val="auto"/>
@@ -602,7 +602,7 @@
     </w:p>
     <w:p>
       <w:pPr>
-        <w:pStyle w:val="Ttulo2"/>
+        <w:pStyle w:val="Heading2"/>
         <w:spacing w:before="220" w:after="100"/>
       </w:pPr>
       <w:r>
@@ -618,7 +618,7 @@
     </w:p>
     <w:p>
       <w:pPr>
-        <w:pStyle w:val="Ttulo2"/>
+        <w:pStyle w:val="Heading2"/>
         <w:spacing w:before="220" w:after="100"/>
         <w:rPr>
           <w:color w:val="auto"/>
@@ -637,7 +637,7 @@
     </w:p>
     <w:p>
       <w:pPr>
-        <w:pStyle w:val="Ttulo2"/>
+        <w:pStyle w:val="Heading2"/>
         <w:spacing w:before="220" w:after="100"/>
       </w:pPr>
       <w:r>
@@ -977,7 +977,7 @@
     </w:tbl>
     <w:p>
       <w:pPr>
-        <w:pStyle w:val="Ttulo2"/>
+        <w:pStyle w:val="Heading2"/>
         <w:spacing w:before="220" w:after="100"/>
       </w:pPr>
       <w:r>
@@ -993,7 +993,7 @@
     </w:p>
     <w:p>
       <w:pPr>
-        <w:pStyle w:val="Prrafodelista"/>
+        <w:pStyle w:val="ListParagraph"/>
         <w:numPr>
           <w:ilvl w:val="0"/>
           <w:numId w:val="2"/>
@@ -1006,7 +1006,7 @@
     </w:p>
     <w:p>
       <w:pPr>
-        <w:pStyle w:val="Prrafodelista"/>
+        <w:pStyle w:val="ListParagraph"/>
         <w:numPr>
           <w:ilvl w:val="0"/>
           <w:numId w:val="2"/>
@@ -1019,7 +1019,7 @@
     </w:p>
     <w:p>
       <w:pPr>
-        <w:pStyle w:val="Prrafodelista"/>
+        <w:pStyle w:val="ListParagraph"/>
         <w:numPr>
           <w:ilvl w:val="0"/>
           <w:numId w:val="2"/>
@@ -1035,7 +1035,7 @@
     </w:p>
     <w:p>
       <w:pPr>
-        <w:pStyle w:val="Prrafodelista"/>
+        <w:pStyle w:val="ListParagraph"/>
         <w:numPr>
           <w:ilvl w:val="0"/>
           <w:numId w:val="2"/>
@@ -1054,7 +1054,7 @@
     </w:p>
     <w:p>
       <w:pPr>
-        <w:pStyle w:val="Ttulo1"/>
+        <w:pStyle w:val="Heading1"/>
         <w:pBdr>
           <w:bottom w:val="single" w:sz="6" w:space="4" w:color="2F6FED"/>
         </w:pBdr>
@@ -1073,7 +1073,7 @@
     </w:p>
     <w:p>
       <w:pPr>
-        <w:pStyle w:val="Ttulo2"/>
+        <w:pStyle w:val="Heading2"/>
         <w:spacing w:before="220" w:after="100"/>
       </w:pPr>
       <w:r>
@@ -1089,7 +1089,7 @@
     </w:p>
     <w:p>
       <w:pPr>
-        <w:pStyle w:val="Ttulo2"/>
+        <w:pStyle w:val="Heading2"/>
         <w:spacing w:before="220" w:after="100"/>
         <w:rPr>
           <w:i/>
@@ -1107,16 +1107,14 @@
         </w:rPr>
         <w:t xml:space="preserve">Actualmente el Acueducto Bodegas y Pilas gestiona la documentación de sus 1,015 abonados de forma completamente física: los expedientes se almacenan en una archivera organizada por sector y por apellido/nombre, sin un estándar claro de contenido ni un respaldo digital. Esta situación ha provocado pérdida de documentos en varias ocasiones y dificulta que la administradora localice información con rapidez, especialmente si necesita consultar el historial de un abonado o validar un contrato de servicio. Aunque el Acueducto sí respalda en discos externos los archivos digitales relacionados con la operación del sistema de agua, los expedientes físicos de los abonados quedan fuera de cualquier respaldo, y la administración ha manifestado interés en </w:t>
       </w:r>
-      <w:proofErr w:type="gramStart"/>
       <w:r>
         <w:rPr>
           <w:color w:val="auto"/>
           <w:sz w:val="21"/>
           <w:szCs w:val="21"/>
         </w:rPr>
-        <w:t>digitalizarlos</w:t>
-      </w:r>
-      <w:proofErr w:type="gramEnd"/>
+        <w:t>digitalizarlos,</w:t>
+      </w:r>
       <w:r>
         <w:rPr>
           <w:color w:val="auto"/>
@@ -1128,7 +1126,7 @@
     </w:p>
     <w:p>
       <w:pPr>
-        <w:pStyle w:val="Ttulo2"/>
+        <w:pStyle w:val="Heading2"/>
         <w:spacing w:before="220" w:after="100"/>
       </w:pPr>
       <w:r>
@@ -1390,7 +1388,7 @@
     </w:tbl>
     <w:p>
       <w:pPr>
-        <w:pStyle w:val="Ttulo2"/>
+        <w:pStyle w:val="Heading2"/>
         <w:spacing w:before="220" w:after="100"/>
       </w:pPr>
       <w:r>
@@ -1726,7 +1724,7 @@
     </w:tbl>
     <w:p>
       <w:pPr>
-        <w:pStyle w:val="Ttulo1"/>
+        <w:pStyle w:val="Heading1"/>
         <w:pBdr>
           <w:bottom w:val="single" w:sz="6" w:space="4" w:color="2F6FED"/>
         </w:pBdr>
@@ -1745,7 +1743,7 @@
     </w:p>
     <w:p>
       <w:pPr>
-        <w:pStyle w:val="Ttulo2"/>
+        <w:pStyle w:val="Heading2"/>
         <w:spacing w:before="220" w:after="100"/>
       </w:pPr>
       <w:r>
@@ -2183,7 +2181,7 @@
     </w:tbl>
     <w:p>
       <w:pPr>
-        <w:pStyle w:val="Ttulo2"/>
+        <w:pStyle w:val="Heading2"/>
         <w:spacing w:before="220" w:after="100"/>
       </w:pPr>
       <w:r>
@@ -2463,7 +2461,7 @@
     </w:tbl>
     <w:p>
       <w:pPr>
-        <w:pStyle w:val="Ttulo2"/>
+        <w:pStyle w:val="Heading2"/>
         <w:spacing w:before="220" w:after="100"/>
       </w:pPr>
       <w:r>
@@ -2490,12 +2488,192 @@
           <w:sz w:val="21"/>
           <w:szCs w:val="21"/>
         </w:rPr>
-        <w:t>[Describan brevemente el entorno físico y tecnológico donde se usaría el sistema: ¿hay computadoras?, ¿hay internet estable?, ¿cuántas personas lo usarían al mismo tiempo?, ¿qué tan cómodos están los usuarios con la tecnología?]</w:t>
+        <w:t xml:space="preserve">El acueducto cuenta con un espacio con </w:t>
+      </w:r>
+      <w:r>
+        <w:rPr>
+          <w:i/>
+          <w:iCs/>
+          <w:color w:val="2F6FED"/>
+          <w:sz w:val="21"/>
+          <w:szCs w:val="21"/>
+        </w:rPr>
+        <w:t xml:space="preserve">una oficina en mal estado con </w:t>
+      </w:r>
+      <w:r>
+        <w:rPr>
+          <w:i/>
+          <w:iCs/>
+          <w:color w:val="2F6FED"/>
+          <w:sz w:val="21"/>
+          <w:szCs w:val="21"/>
+        </w:rPr>
+        <w:t xml:space="preserve">internet </w:t>
+      </w:r>
+      <w:r>
+        <w:rPr>
+          <w:i/>
+          <w:iCs/>
+          <w:color w:val="2F6FED"/>
+          <w:sz w:val="21"/>
+          <w:szCs w:val="21"/>
+        </w:rPr>
+        <w:t>in</w:t>
+      </w:r>
+      <w:r>
+        <w:rPr>
+          <w:i/>
+          <w:iCs/>
+          <w:color w:val="2F6FED"/>
+          <w:sz w:val="21"/>
+          <w:szCs w:val="21"/>
+        </w:rPr>
+        <w:t xml:space="preserve">estable que es usado por (preguntar </w:t>
+      </w:r>
+      <w:r>
+        <w:rPr>
+          <w:i/>
+          <w:iCs/>
+          <w:color w:val="2F6FED"/>
+          <w:sz w:val="21"/>
+          <w:szCs w:val="21"/>
+        </w:rPr>
+        <w:t>cuántas</w:t>
+      </w:r>
+      <w:r>
+        <w:rPr>
+          <w:i/>
+          <w:iCs/>
+          <w:color w:val="2F6FED"/>
+          <w:sz w:val="21"/>
+          <w:szCs w:val="21"/>
+        </w:rPr>
+        <w:t xml:space="preserve"> personas usan el internet)</w:t>
+      </w:r>
+      <w:r>
+        <w:rPr>
+          <w:i/>
+          <w:iCs/>
+          <w:color w:val="2F6FED"/>
+          <w:sz w:val="21"/>
+          <w:szCs w:val="21"/>
+        </w:rPr>
+        <w:t>, tres</w:t>
+      </w:r>
+      <w:r>
+        <w:rPr>
+          <w:i/>
+          <w:iCs/>
+          <w:color w:val="2F6FED"/>
+          <w:sz w:val="21"/>
+          <w:szCs w:val="21"/>
+        </w:rPr>
+        <w:t xml:space="preserve"> </w:t>
+      </w:r>
+      <w:r>
+        <w:rPr>
+          <w:i/>
+          <w:iCs/>
+          <w:color w:val="2F6FED"/>
+          <w:sz w:val="21"/>
+          <w:szCs w:val="21"/>
+        </w:rPr>
+        <w:t>escritorios (</w:t>
+      </w:r>
+      <w:r>
+        <w:rPr>
+          <w:i/>
+          <w:iCs/>
+          <w:color w:val="2F6FED"/>
+          <w:sz w:val="21"/>
+          <w:szCs w:val="21"/>
+        </w:rPr>
+        <w:t>dos</w:t>
+      </w:r>
+      <w:r>
+        <w:rPr>
+          <w:i/>
+          <w:iCs/>
+          <w:color w:val="2F6FED"/>
+          <w:sz w:val="21"/>
+          <w:szCs w:val="21"/>
+        </w:rPr>
+        <w:t xml:space="preserve"> en buen estado</w:t>
+      </w:r>
+      <w:r>
+        <w:rPr>
+          <w:i/>
+          <w:iCs/>
+          <w:color w:val="2F6FED"/>
+          <w:sz w:val="21"/>
+          <w:szCs w:val="21"/>
+        </w:rPr>
+        <w:t xml:space="preserve"> y uno</w:t>
+      </w:r>
+      <w:r>
+        <w:rPr>
+          <w:i/>
+          <w:iCs/>
+          <w:color w:val="2F6FED"/>
+          <w:sz w:val="21"/>
+          <w:szCs w:val="21"/>
+        </w:rPr>
+        <w:t xml:space="preserve"> </w:t>
+      </w:r>
+      <w:r>
+        <w:rPr>
+          <w:i/>
+          <w:iCs/>
+          <w:color w:val="2F6FED"/>
+          <w:sz w:val="21"/>
+          <w:szCs w:val="21"/>
+        </w:rPr>
+        <w:t>para</w:t>
+      </w:r>
+      <w:r>
+        <w:rPr>
+          <w:i/>
+          <w:iCs/>
+          <w:color w:val="2F6FED"/>
+          <w:sz w:val="21"/>
+          <w:szCs w:val="21"/>
+        </w:rPr>
+        <w:t xml:space="preserve"> cobros regular)</w:t>
+      </w:r>
+      <w:r>
+        <w:rPr>
+          <w:i/>
+          <w:iCs/>
+          <w:color w:val="2F6FED"/>
+          <w:sz w:val="21"/>
+          <w:szCs w:val="21"/>
+        </w:rPr>
+        <w:t xml:space="preserve"> y una sola laptop que funciona deficientemente.</w:t>
+      </w:r>
+      <w:r>
+        <w:rPr>
+          <w:i/>
+          <w:iCs/>
+          <w:color w:val="2F6FED"/>
+          <w:sz w:val="21"/>
+          <w:szCs w:val="21"/>
+        </w:rPr>
+        <w:t xml:space="preserve"> </w:t>
+      </w:r>
+      <w:r>
+        <w:rPr>
+          <w:i/>
+          <w:iCs/>
+          <w:color w:val="2F6FED"/>
+          <w:sz w:val="21"/>
+          <w:szCs w:val="21"/>
+        </w:rPr>
+        <w:t xml:space="preserve">Poseen un “archivo digital” almacenado en la laptop (preguntar si es en la misma laptop o si es otra computadora) con respaldo en discos externos y el resto del archivo lo manejan de forma física. </w:t>
       </w:r>
     </w:p>
     <w:p>
       <w:pPr>
-        <w:pStyle w:val="Ttulo2"/>
+        <w:pStyle w:val="Heading2"/>
         <w:spacing w:before="220" w:after="100"/>
       </w:pPr>
       <w:r>
@@ -2527,10 +2705,10 @@
         <w:tblLook w:val="0000" w:firstRow="0" w:lastRow="0" w:firstColumn="0" w:lastColumn="0" w:noHBand="0" w:noVBand="0"/>
       </w:tblPr>
       <w:tblGrid>
-        <w:gridCol w:w="2153"/>
-        <w:gridCol w:w="1709"/>
-        <w:gridCol w:w="2815"/>
-        <w:gridCol w:w="2683"/>
+        <w:gridCol w:w="2200"/>
+        <w:gridCol w:w="1500"/>
+        <w:gridCol w:w="2900"/>
+        <w:gridCol w:w="2760"/>
       </w:tblGrid>
       <w:tr>
         <w:trPr>
@@ -2656,7 +2834,7 @@
                 <w:iCs/>
                 <w:color w:val="1E2430"/>
               </w:rPr>
-              <w:t>[Necesidad 1]</w:t>
+              <w:t>Garantizar el resguardo e integridad de los expedientes de los abonados</w:t>
             </w:r>
           </w:p>
         </w:tc>
@@ -2672,13 +2850,16 @@
             <w:vAlign w:val="center"/>
           </w:tcPr>
           <w:p>
-            <w:r>
-              <w:rPr>
-                <w:i/>
-                <w:iCs/>
-                <w:color w:val="1E2430"/>
-              </w:rPr>
-              <w:t>[Alta/Media/Baja]</w:t>
+            <w:pPr>
+              <w:jc w:val="center"/>
+            </w:pPr>
+            <w:r>
+              <w:rPr>
+                <w:i/>
+                <w:iCs/>
+                <w:color w:val="1E2430"/>
+              </w:rPr>
+              <w:t>Alta</w:t>
             </w:r>
           </w:p>
         </w:tc>
@@ -2700,7 +2881,7 @@
                 <w:iCs/>
                 <w:color w:val="1E2430"/>
               </w:rPr>
-              <w:t>[Cómo lo resuelven hoy]</w:t>
+              <w:t>Archivo físico en archivera organizada por sector y apellido, expuesto a perdidas documentadas y sin respaldo</w:t>
             </w:r>
           </w:p>
         </w:tc>
@@ -2722,7 +2903,7 @@
                 <w:iCs/>
                 <w:color w:val="1E2430"/>
               </w:rPr>
-              <w:t>[Cómo lo resolvería el sistema]</w:t>
+              <w:t>Digitalización y almacenamiento centralizado con respaldos periódicos programados, eliminando la dependencia exclusiva del papel</w:t>
             </w:r>
           </w:p>
         </w:tc>
@@ -2746,7 +2927,7 @@
                 <w:iCs/>
                 <w:color w:val="1E2430"/>
               </w:rPr>
-              <w:t>[Necesidad 2]</w:t>
+              <w:t>Agilizar la localización y consulta de documentos</w:t>
             </w:r>
           </w:p>
         </w:tc>
@@ -2762,13 +2943,16 @@
             <w:vAlign w:val="center"/>
           </w:tcPr>
           <w:p>
-            <w:r>
-              <w:rPr>
-                <w:i/>
-                <w:iCs/>
-                <w:color w:val="1E2430"/>
-              </w:rPr>
-              <w:t>[Alta/Media/Baja]</w:t>
+            <w:pPr>
+              <w:jc w:val="center"/>
+            </w:pPr>
+            <w:r>
+              <w:rPr>
+                <w:i/>
+                <w:iCs/>
+                <w:color w:val="1E2430"/>
+              </w:rPr>
+              <w:t>Alta</w:t>
             </w:r>
           </w:p>
         </w:tc>
@@ -2790,7 +2974,7 @@
                 <w:iCs/>
                 <w:color w:val="1E2430"/>
               </w:rPr>
-              <w:t>[Cómo lo resuelven hoy]</w:t>
+              <w:t>Búsqueda manual física carpeta por carpeta, dependiendo de la memoria o presencia de una sola persona.</w:t>
             </w:r>
           </w:p>
         </w:tc>
@@ -2812,7 +2996,23 @@
                 <w:iCs/>
                 <w:color w:val="1E2430"/>
               </w:rPr>
-              <w:t>[Cómo lo resolvería el sistema]</w:t>
+              <w:t>Módulo de búsqueda con filtros por nombre, cédula, sector y fecha</w:t>
+            </w:r>
+            <w:r>
+              <w:rPr>
+                <w:i/>
+                <w:iCs/>
+                <w:color w:val="1E2430"/>
+              </w:rPr>
+              <w:t xml:space="preserve"> original del documento</w:t>
+            </w:r>
+            <w:r>
+              <w:rPr>
+                <w:i/>
+                <w:iCs/>
+                <w:color w:val="1E2430"/>
+              </w:rPr>
+              <w:t>.</w:t>
             </w:r>
           </w:p>
         </w:tc>
@@ -2836,7 +3036,7 @@
                 <w:iCs/>
                 <w:color w:val="1E2430"/>
               </w:rPr>
-              <w:t>[Necesidad 3]</w:t>
+              <w:t>Estandarizar la estructura documental de cada abonado</w:t>
             </w:r>
           </w:p>
         </w:tc>
@@ -2852,13 +3052,21 @@
             <w:vAlign w:val="center"/>
           </w:tcPr>
           <w:p>
-            <w:r>
-              <w:rPr>
-                <w:i/>
-                <w:iCs/>
-                <w:color w:val="1E2430"/>
-              </w:rPr>
-              <w:t>[Alta/Media/Baja]</w:t>
+            <w:pPr>
+              <w:jc w:val="center"/>
+              <w:rPr>
+                <w:i/>
+                <w:iCs/>
+                <w:color w:val="1E2430"/>
+              </w:rPr>
+            </w:pPr>
+            <w:r>
+              <w:rPr>
+                <w:i/>
+                <w:iCs/>
+                <w:color w:val="1E2430"/>
+              </w:rPr>
+              <w:t>Media</w:t>
             </w:r>
           </w:p>
         </w:tc>
@@ -2880,7 +3088,23 @@
                 <w:iCs/>
                 <w:color w:val="1E2430"/>
               </w:rPr>
-              <w:t>[Cómo lo resuelven hoy]</w:t>
+              <w:t>Expedientes físicos heterogéneos sin un estándar claro sobre qué documentos deben contener. (</w:t>
+            </w:r>
+            <w:r>
+              <w:rPr>
+                <w:i/>
+                <w:iCs/>
+                <w:color w:val="1E2430"/>
+              </w:rPr>
+              <w:t xml:space="preserve">Preguntar: </w:t>
+            </w:r>
+            <w:r>
+              <w:rPr>
+                <w:i/>
+                <w:iCs/>
+                <w:color w:val="1E2430"/>
+              </w:rPr>
+              <w:t>¿Cuáles son los tipos de documentos mínimos obligatorios que conforman un expediente completo?)</w:t>
             </w:r>
           </w:p>
         </w:tc>
@@ -2902,7 +3126,7 @@
                 <w:iCs/>
                 <w:color w:val="1E2430"/>
               </w:rPr>
-              <w:t>[Cómo lo resolvería el sistema]</w:t>
+              <w:t>Categorización de archivos dentro del expediente (p. ej., Formulario/Contrato de servicio, Cédula, Correspondencia).</w:t>
             </w:r>
           </w:p>
         </w:tc>
@@ -2910,7 +3134,7 @@
     </w:tbl>
     <w:p>
       <w:pPr>
-        <w:pStyle w:val="Ttulo1"/>
+        <w:pStyle w:val="Heading1"/>
         <w:pBdr>
           <w:bottom w:val="single" w:sz="6" w:space="4" w:color="2F6FED"/>
         </w:pBdr>
@@ -2929,7 +3153,7 @@
     </w:p>
     <w:p>
       <w:pPr>
-        <w:pStyle w:val="Ttulo2"/>
+        <w:pStyle w:val="Heading2"/>
         <w:spacing w:before="220" w:after="100"/>
       </w:pPr>
       <w:r>
@@ -2947,8 +3171,6 @@
       <w:pPr>
         <w:shd w:val="clear" w:color="auto" w:fill="FAFBFF"/>
         <w:spacing w:after="160"/>
-      </w:pPr>
-      <w:r>
         <w:rPr>
           <w:i/>
           <w:iCs/>
@@ -2956,12 +3178,51 @@
           <w:sz w:val="21"/>
           <w:szCs w:val="21"/>
         </w:rPr>
-        <w:t>[Indiquen si el sistema es independiente o si reemplaza/se integra con algo que la ASADA ya usa (ej. sus hojas de Excel). Un párrafo basta.]</w:t>
+      </w:pPr>
+      <w:r>
+        <w:rPr>
+          <w:i/>
+          <w:iCs/>
+          <w:color w:val="2F6FED"/>
+          <w:sz w:val="21"/>
+          <w:szCs w:val="21"/>
+        </w:rPr>
+        <w:t xml:space="preserve">El sistema SIGEDA es una solución independiente enfocada de manera exclusiva en el proceso de </w:t>
+      </w:r>
+      <w:r>
+        <w:rPr>
+          <w:i/>
+          <w:iCs/>
+          <w:color w:val="2F6FED"/>
+          <w:sz w:val="21"/>
+          <w:szCs w:val="21"/>
+        </w:rPr>
+        <w:t>gestión, digitalización, organización y consulta de expedientes de abonados</w:t>
+      </w:r>
+      <w:r>
+        <w:rPr>
+          <w:i/>
+          <w:iCs/>
+          <w:color w:val="2F6FED"/>
+          <w:sz w:val="21"/>
+          <w:szCs w:val="21"/>
+        </w:rPr>
+        <w:t>. No reemplaza ni se integra funcionalmente en esta etapa con el sistema móvil de facturación SADA ni con las hojas de cálculo operativas</w:t>
+      </w:r>
+      <w:r>
+        <w:rPr>
+          <w:i/>
+          <w:iCs/>
+          <w:color w:val="2F6FED"/>
+          <w:sz w:val="21"/>
+          <w:szCs w:val="21"/>
+        </w:rPr>
+        <w:t>. SIGEDA entra a sustituir el almacenamiento y consulta del archivo físico tradicional en archiveras, complementando el ecosistema tecnológico de la asada al resolver la vulnerabilidad del resguardo de documentos.</w:t>
       </w:r>
     </w:p>
     <w:p>
       <w:pPr>
-        <w:pStyle w:val="Ttulo2"/>
+        <w:pStyle w:val="Heading2"/>
         <w:spacing w:before="220" w:after="100"/>
       </w:pPr>
       <w:r>
@@ -3036,6 +3297,7 @@
                 <w:sz w:val="19"/>
                 <w:szCs w:val="19"/>
               </w:rPr>
+              <w:lastRenderedPageBreak/>
               <w:t>Beneficio para el usuario</w:t>
             </w:r>
           </w:p>
@@ -3085,7 +3347,15 @@
                 <w:iCs/>
                 <w:color w:val="1E2430"/>
               </w:rPr>
-              <w:t>[Ej. Reducir el tiempo de facturación]</w:t>
+              <w:t>Cero perdidas</w:t>
+            </w:r>
+            <w:r>
+              <w:rPr>
+                <w:i/>
+                <w:iCs/>
+                <w:color w:val="1E2430"/>
+              </w:rPr>
+              <w:t xml:space="preserve"> de expedientes y alta disponibilidad</w:t>
             </w:r>
           </w:p>
         </w:tc>
@@ -3103,11 +3373,21 @@
           <w:p>
             <w:r>
               <w:rPr>
-                <w:i/>
-                <w:iCs/>
-                <w:color w:val="1E2430"/>
-              </w:rPr>
-              <w:t>[Ej. Cálculo automático del monto a partir del consumo registrado]</w:t>
+                <w:b/>
+                <w:bCs/>
+                <w:i/>
+                <w:iCs/>
+                <w:color w:val="1E2430"/>
+              </w:rPr>
+              <w:t>Módulo de Gestión Documental Centralizado:</w:t>
+            </w:r>
+            <w:r>
+              <w:rPr>
+                <w:i/>
+                <w:iCs/>
+                <w:color w:val="1E2430"/>
+              </w:rPr>
+              <w:t xml:space="preserve"> Permite la carga, digitalización e indexación de archivos vinculados a la ficha de cada abonado, con mecanismos de almacenamiento seguro.</w:t>
             </w:r>
           </w:p>
         </w:tc>
@@ -3131,7 +3411,7 @@
                 <w:iCs/>
                 <w:color w:val="1E2430"/>
               </w:rPr>
-              <w:t>[Beneficio 2]</w:t>
+              <w:t>Reducción drástica del tiempo de búsqueda e inspección</w:t>
             </w:r>
           </w:p>
         </w:tc>
@@ -3149,11 +3429,21 @@
           <w:p>
             <w:r>
               <w:rPr>
-                <w:i/>
-                <w:iCs/>
-                <w:color w:val="1E2430"/>
-              </w:rPr>
-              <w:t>[Característica(s) que lo soportan]</w:t>
+                <w:b/>
+                <w:bCs/>
+                <w:i/>
+                <w:iCs/>
+                <w:color w:val="1E2430"/>
+              </w:rPr>
+              <w:t>Motor de Búsqueda y Filtrado Multicriterio:</w:t>
+            </w:r>
+            <w:r>
+              <w:rPr>
+                <w:i/>
+                <w:iCs/>
+                <w:color w:val="1E2430"/>
+              </w:rPr>
+              <w:t xml:space="preserve"> Consulta inmediata de expedientes mediante parámetros como cédula, nombre completo, sector o rango de fechas.</w:t>
             </w:r>
           </w:p>
         </w:tc>
@@ -3177,7 +3467,7 @@
                 <w:iCs/>
                 <w:color w:val="1E2430"/>
               </w:rPr>
-              <w:t>[Beneficio 3]</w:t>
+              <w:t>Control visual de estados del expediente</w:t>
             </w:r>
           </w:p>
         </w:tc>
@@ -3195,11 +3485,21 @@
           <w:p>
             <w:r>
               <w:rPr>
-                <w:i/>
-                <w:iCs/>
-                <w:color w:val="1E2430"/>
-              </w:rPr>
-              <w:t>[Característica(s) que lo soportan]</w:t>
+                <w:b/>
+                <w:bCs/>
+                <w:i/>
+                <w:iCs/>
+                <w:color w:val="1E2430"/>
+              </w:rPr>
+              <w:t>Panel de Estado de Completitud:</w:t>
+            </w:r>
+            <w:r>
+              <w:rPr>
+                <w:i/>
+                <w:iCs/>
+                <w:color w:val="1E2430"/>
+              </w:rPr>
+              <w:t xml:space="preserve"> Identificación visual rápida de abonados con expediente completo (p. ej. contrato de servicio firmado) versus expedientes incompletos.</w:t>
             </w:r>
           </w:p>
         </w:tc>
@@ -3207,7 +3507,7 @@
     </w:tbl>
     <w:p>
       <w:pPr>
-        <w:pStyle w:val="Ttulo1"/>
+        <w:pStyle w:val="Heading1"/>
         <w:pBdr>
           <w:bottom w:val="single" w:sz="6" w:space="4" w:color="2F6FED"/>
         </w:pBdr>
@@ -3241,7 +3541,7 @@
     </w:p>
     <w:p>
       <w:pPr>
-        <w:pStyle w:val="Prrafodelista"/>
+        <w:pStyle w:val="ListParagraph"/>
         <w:numPr>
           <w:ilvl w:val="0"/>
           <w:numId w:val="2"/>
@@ -3254,7 +3554,7 @@
     </w:p>
     <w:p>
       <w:pPr>
-        <w:pStyle w:val="Prrafodelista"/>
+        <w:pStyle w:val="ListParagraph"/>
         <w:numPr>
           <w:ilvl w:val="0"/>
           <w:numId w:val="2"/>
@@ -3267,7 +3567,7 @@
     </w:p>
     <w:p>
       <w:pPr>
-        <w:pStyle w:val="Prrafodelista"/>
+        <w:pStyle w:val="ListParagraph"/>
         <w:numPr>
           <w:ilvl w:val="0"/>
           <w:numId w:val="2"/>
@@ -3275,13 +3575,12 @@
         <w:spacing w:after="70"/>
       </w:pPr>
       <w:r>
-        <w:lastRenderedPageBreak/>
-        <w:t>[Agregar restricción de presupuesto, si la ASADA la mencionó]</w:t>
+        <w:t>El sistema se desplegará en un entorno de oficina con una sola computadora portátil operativa y una infraestructura de conectividad a Internet inestable.</w:t>
       </w:r>
     </w:p>
     <w:p>
       <w:pPr>
-        <w:pStyle w:val="Prrafodelista"/>
+        <w:pStyle w:val="ListParagraph"/>
         <w:numPr>
           <w:ilvl w:val="0"/>
           <w:numId w:val="2"/>
@@ -3289,25 +3588,12 @@
         <w:spacing w:after="70"/>
       </w:pPr>
       <w:r>
-        <w:t>[Agregar restricción tecnológica: ej. la ASADA no tiene conexión a internet estable]</w:t>
+        <w:t>La digitación y escaneo de los 1,015 expedientes físicos existentes se realizará de manera progresiva por la administradora y secretaria dentro de su jornada laboral regular.</w:t>
       </w:r>
     </w:p>
     <w:p>
       <w:pPr>
-        <w:pStyle w:val="Prrafodelista"/>
-        <w:numPr>
-          <w:ilvl w:val="0"/>
-          <w:numId w:val="2"/>
-        </w:numPr>
-        <w:spacing w:after="70"/>
-      </w:pPr>
-      <w:r>
-        <w:t>[Agregar cualquier otra restricción mencionada en la entrevista]</w:t>
-      </w:r>
-    </w:p>
-    <w:p>
-      <w:pPr>
-        <w:pStyle w:val="Ttulo1"/>
+        <w:pStyle w:val="Heading1"/>
         <w:pBdr>
           <w:bottom w:val="single" w:sz="6" w:space="4" w:color="2F6FED"/>
         </w:pBdr>
@@ -3439,7 +3725,7 @@
                 <w:iCs/>
                 <w:color w:val="1E2430"/>
               </w:rPr>
-              <w:t>[Ej. Debe poder ser usado por personal sin formación técnica avanzada]</w:t>
+              <w:t>Interfaz gráfica intuitiva, limpia y simplificada. Debe permitir a la secretaría realizar búsquedas y subidas de archivos de manera sencilla.</w:t>
             </w:r>
           </w:p>
         </w:tc>
@@ -3483,7 +3769,23 @@
                 <w:iCs/>
                 <w:color w:val="1E2430"/>
               </w:rPr>
-              <w:t>[Ej. No debe perder información de facturación]</w:t>
+              <w:t xml:space="preserve">Garantizar integridad absoluta de los metadatos; el sistema no debe perder archivos ni alterar </w:t>
+            </w:r>
+            <w:r>
+              <w:rPr>
+                <w:i/>
+                <w:iCs/>
+                <w:color w:val="1E2430"/>
+              </w:rPr>
+              <w:t>en ninguna circunstancia</w:t>
+            </w:r>
+            <w:r>
+              <w:rPr>
+                <w:i/>
+                <w:iCs/>
+                <w:color w:val="1E2430"/>
+              </w:rPr>
+              <w:t xml:space="preserve"> la fecha original asignada a los documentos adjuntos.</w:t>
             </w:r>
           </w:p>
         </w:tc>
@@ -3527,7 +3829,33 @@
                 <w:iCs/>
                 <w:color w:val="1E2430"/>
               </w:rPr>
-              <w:t>[Ej. Debe responder en segundos, no minutos, al consultar un registro]</w:t>
+              <w:t xml:space="preserve">Tiempo de respuesta en búsquedas y filtrado de expedientes </w:t>
+            </w:r>
+            <w:r>
+              <w:rPr>
+                <w:i/>
+                <w:iCs/>
+                <w:color w:val="1E2430"/>
+              </w:rPr>
+              <w:t xml:space="preserve">de manera ágil </w:t>
+            </w:r>
+            <w:proofErr w:type="gramStart"/>
+            <w:r>
+              <w:rPr>
+                <w:i/>
+                <w:iCs/>
+                <w:color w:val="1E2430"/>
+              </w:rPr>
+              <w:t>bajo la base</w:t>
+            </w:r>
+            <w:proofErr w:type="gramEnd"/>
+            <w:r>
+              <w:rPr>
+                <w:i/>
+                <w:iCs/>
+                <w:color w:val="1E2430"/>
+              </w:rPr>
+              <w:t xml:space="preserve"> de datos de 1,015 abonados, operando eficientemente en hardware de bajas especificaciones.</w:t>
             </w:r>
           </w:p>
         </w:tc>
@@ -3571,7 +3899,7 @@
                 <w:iCs/>
                 <w:color w:val="1E2430"/>
               </w:rPr>
-              <w:t>[Ej. Debe ser fácil de mantener/actualizar por alguien del equipo o un futuro encargado de TI]</w:t>
+              <w:t>Arquitectura modular basada en estándares abiertos que facilite el mantenimiento preventivo/correctivo por parte de estudiantes de Informática Empresarial o un administrador técnico externo.</w:t>
             </w:r>
           </w:p>
         </w:tc>
@@ -3579,7 +3907,7 @@
     </w:tbl>
     <w:p>
       <w:pPr>
-        <w:pStyle w:val="Ttulo1"/>
+        <w:pStyle w:val="Heading1"/>
         <w:pBdr>
           <w:bottom w:val="single" w:sz="6" w:space="4" w:color="2F6FED"/>
         </w:pBdr>
@@ -3748,6 +4076,7 @@
               <w:rPr>
                 <w:color w:val="1E2430"/>
               </w:rPr>
+              <w:lastRenderedPageBreak/>
               <w:t>Características</w:t>
             </w:r>
           </w:p>
@@ -3866,7 +4195,7 @@
     </w:tbl>
     <w:p>
       <w:pPr>
-        <w:pStyle w:val="Ttulo1"/>
+        <w:pStyle w:val="Heading1"/>
         <w:pBdr>
           <w:bottom w:val="single" w:sz="6" w:space="4" w:color="2F6FED"/>
         </w:pBdr>
@@ -3885,7 +4214,7 @@
     </w:p>
     <w:p>
       <w:pPr>
-        <w:pStyle w:val="Prrafodelista"/>
+        <w:pStyle w:val="ListParagraph"/>
         <w:numPr>
           <w:ilvl w:val="0"/>
           <w:numId w:val="2"/>
@@ -3906,7 +4235,7 @@
     </w:p>
     <w:p>
       <w:pPr>
-        <w:pStyle w:val="Prrafodelista"/>
+        <w:pStyle w:val="ListParagraph"/>
         <w:numPr>
           <w:ilvl w:val="0"/>
           <w:numId w:val="2"/>
@@ -3919,7 +4248,7 @@
     </w:p>
     <w:p>
       <w:pPr>
-        <w:pStyle w:val="Prrafodelista"/>
+        <w:pStyle w:val="ListParagraph"/>
         <w:numPr>
           <w:ilvl w:val="0"/>
           <w:numId w:val="2"/>
@@ -3932,7 +4261,7 @@
     </w:p>
     <w:p>
       <w:pPr>
-        <w:pStyle w:val="Prrafodelista"/>
+        <w:pStyle w:val="ListParagraph"/>
         <w:numPr>
           <w:ilvl w:val="0"/>
           <w:numId w:val="2"/>
@@ -4614,7 +4943,7 @@
     <w:name w:val="Normal"/>
     <w:qFormat/>
   </w:style>
-  <w:style w:type="paragraph" w:styleId="Ttulo1">
+  <w:style w:type="paragraph" w:styleId="Heading1">
     <w:name w:val="heading 1"/>
     <w:uiPriority w:val="9"/>
     <w:qFormat/>
@@ -4627,7 +4956,7 @@
       <w:szCs w:val="32"/>
     </w:rPr>
   </w:style>
-  <w:style w:type="paragraph" w:styleId="Ttulo2">
+  <w:style w:type="paragraph" w:styleId="Heading2">
     <w:name w:val="heading 2"/>
     <w:uiPriority w:val="9"/>
     <w:unhideWhenUsed/>
@@ -4641,7 +4970,7 @@
       <w:szCs w:val="26"/>
     </w:rPr>
   </w:style>
-  <w:style w:type="paragraph" w:styleId="Ttulo3">
+  <w:style w:type="paragraph" w:styleId="Heading3">
     <w:name w:val="heading 3"/>
     <w:uiPriority w:val="9"/>
     <w:semiHidden/>
@@ -4656,7 +4985,7 @@
       <w:szCs w:val="24"/>
     </w:rPr>
   </w:style>
-  <w:style w:type="paragraph" w:styleId="Ttulo4">
+  <w:style w:type="paragraph" w:styleId="Heading4">
     <w:name w:val="heading 4"/>
     <w:uiPriority w:val="9"/>
     <w:semiHidden/>
@@ -4671,7 +5000,7 @@
       <w:color w:val="2E74B5"/>
     </w:rPr>
   </w:style>
-  <w:style w:type="paragraph" w:styleId="Ttulo5">
+  <w:style w:type="paragraph" w:styleId="Heading5">
     <w:name w:val="heading 5"/>
     <w:uiPriority w:val="9"/>
     <w:semiHidden/>
@@ -4684,7 +5013,7 @@
       <w:color w:val="2E74B5"/>
     </w:rPr>
   </w:style>
-  <w:style w:type="paragraph" w:styleId="Ttulo6">
+  <w:style w:type="paragraph" w:styleId="Heading6">
     <w:name w:val="heading 6"/>
     <w:uiPriority w:val="9"/>
     <w:semiHidden/>
@@ -4697,12 +5026,12 @@
       <w:color w:val="1F4D78"/>
     </w:rPr>
   </w:style>
-  <w:style w:type="character" w:default="1" w:styleId="Fuentedeprrafopredeter">
+  <w:style w:type="character" w:default="1" w:styleId="DefaultParagraphFont">
     <w:name w:val="Default Paragraph Font"/>
     <w:uiPriority w:val="1"/>
     <w:unhideWhenUsed/>
   </w:style>
-  <w:style w:type="table" w:default="1" w:styleId="Tablanormal">
+  <w:style w:type="table" w:default="1" w:styleId="TableNormal">
     <w:name w:val="Normal Table"/>
     <w:uiPriority w:val="99"/>
     <w:semiHidden/>
@@ -4717,13 +5046,13 @@
       </w:tblCellMar>
     </w:tblPr>
   </w:style>
-  <w:style w:type="numbering" w:default="1" w:styleId="Sinlista">
+  <w:style w:type="numbering" w:default="1" w:styleId="NoList">
     <w:name w:val="No List"/>
     <w:uiPriority w:val="99"/>
     <w:semiHidden/>
     <w:unhideWhenUsed/>
   </w:style>
-  <w:style w:type="paragraph" w:styleId="Ttulo">
+  <w:style w:type="paragraph" w:styleId="Title">
     <w:name w:val="Title"/>
     <w:uiPriority w:val="10"/>
     <w:qFormat/>
@@ -4740,11 +5069,11 @@
       <w:bCs/>
     </w:rPr>
   </w:style>
-  <w:style w:type="paragraph" w:styleId="Prrafodelista">
+  <w:style w:type="paragraph" w:styleId="ListParagraph">
     <w:name w:val="List Paragraph"/>
     <w:qFormat/>
   </w:style>
-  <w:style w:type="character" w:styleId="Hipervnculo">
+  <w:style w:type="character" w:styleId="Hyperlink">
     <w:name w:val="Hyperlink"/>
     <w:uiPriority w:val="99"/>
     <w:unhideWhenUsed/>
@@ -4753,7 +5082,7 @@
       <w:u w:val="single"/>
     </w:rPr>
   </w:style>
-  <w:style w:type="character" w:styleId="Refdenotaalpie">
+  <w:style w:type="character" w:styleId="FootnoteReference">
     <w:name w:val="footnote reference"/>
     <w:uiPriority w:val="99"/>
     <w:semiHidden/>
@@ -4762,16 +5091,16 @@
       <w:vertAlign w:val="superscript"/>
     </w:rPr>
   </w:style>
-  <w:style w:type="paragraph" w:styleId="Textonotapie">
+  <w:style w:type="paragraph" w:styleId="FootnoteText">
     <w:name w:val="footnote text"/>
-    <w:link w:val="TextonotapieCar"/>
+    <w:link w:val="FootnoteTextChar"/>
     <w:uiPriority w:val="99"/>
     <w:semiHidden/>
     <w:unhideWhenUsed/>
   </w:style>
-  <w:style w:type="character" w:customStyle="1" w:styleId="TextonotapieCar">
-    <w:name w:val="Texto nota pie Car"/>
-    <w:link w:val="Textonotapie"/>
+  <w:style w:type="character" w:customStyle="1" w:styleId="FootnoteTextChar">
+    <w:name w:val="Footnote Text Char"/>
+    <w:link w:val="FootnoteText"/>
     <w:uiPriority w:val="99"/>
     <w:semiHidden/>
     <w:unhideWhenUsed/>
@@ -4780,7 +5109,7 @@
       <w:szCs w:val="20"/>
     </w:rPr>
   </w:style>
-  <w:style w:type="character" w:styleId="Refdenotaalfinal">
+  <w:style w:type="character" w:styleId="EndnoteReference">
     <w:name w:val="endnote reference"/>
     <w:uiPriority w:val="99"/>
     <w:semiHidden/>
@@ -4789,16 +5118,16 @@
       <w:vertAlign w:val="superscript"/>
     </w:rPr>
   </w:style>
-  <w:style w:type="paragraph" w:styleId="Textonotaalfinal">
+  <w:style w:type="paragraph" w:styleId="EndnoteText">
     <w:name w:val="endnote text"/>
-    <w:link w:val="TextonotaalfinalCar"/>
+    <w:link w:val="EndnoteTextChar"/>
     <w:uiPriority w:val="99"/>
     <w:semiHidden/>
     <w:unhideWhenUsed/>
   </w:style>
-  <w:style w:type="character" w:customStyle="1" w:styleId="TextonotaalfinalCar">
-    <w:name w:val="Texto nota al final Car"/>
-    <w:link w:val="Textonotaalfinal"/>
+  <w:style w:type="character" w:customStyle="1" w:styleId="EndnoteTextChar">
+    <w:name w:val="Endnote Text Char"/>
+    <w:link w:val="EndnoteText"/>
     <w:uiPriority w:val="99"/>
     <w:semiHidden/>
     <w:unhideWhenUsed/>

--- a/Entregables/Vision_Proyecto.docx
+++ b/Entregables/Vision_Proyecto.docx
@@ -466,56 +466,10 @@
         </w:tc>
       </w:tr>
     </w:tbl>
+    <w:p/>
     <w:p>
       <w:pPr>
-        <w:spacing w:before="260"/>
-      </w:pPr>
-    </w:p>
-    <w:p>
-      <w:pPr>
-        <w:spacing w:after="140"/>
-      </w:pPr>
-      <w:r>
-        <w:rPr>
-          <w:i/>
-          <w:iCs/>
-          <w:color w:val="6B7280"/>
-          <w:sz w:val="19"/>
-          <w:szCs w:val="19"/>
-        </w:rPr>
-        <w:t xml:space="preserve">Cómo usar esta plantilla: reemplacen todo el texto entre corchetes </w:t>
-      </w:r>
-      <w:proofErr w:type="gramStart"/>
-      <w:r>
-        <w:rPr>
-          <w:i/>
-          <w:iCs/>
-          <w:color w:val="6B7280"/>
-          <w:sz w:val="19"/>
-          <w:szCs w:val="19"/>
-        </w:rPr>
-        <w:t>[ ]</w:t>
-      </w:r>
-      <w:proofErr w:type="gramEnd"/>
-      <w:r>
-        <w:rPr>
-          <w:i/>
-          <w:iCs/>
-          <w:color w:val="6B7280"/>
-          <w:sz w:val="19"/>
-          <w:szCs w:val="19"/>
-        </w:rPr>
-        <w:t xml:space="preserve"> con la información real de su ASADA. Los párrafos en cursiva gris son instrucciones — bórrenlos una vez que hayan completado cada sección. Esta plantilla sigue la estructura estándar del Documento de Visión del Proceso Unificado (RUP), usada en todo el curso IF6100.</w:t>
-      </w:r>
-    </w:p>
-    <w:p>
-      <w:r>
-        <w:br/>
-      </w:r>
-    </w:p>
-    <w:p>
-      <w:pPr>
-        <w:pStyle w:val="Heading1"/>
+        <w:pStyle w:val="Ttulo1"/>
         <w:pBdr>
           <w:bottom w:val="single" w:sz="6" w:space="4" w:color="2F6FED"/>
         </w:pBdr>
@@ -534,7 +488,7 @@
     </w:p>
     <w:p>
       <w:pPr>
-        <w:pStyle w:val="Heading2"/>
+        <w:pStyle w:val="Ttulo2"/>
         <w:spacing w:before="220" w:after="100"/>
       </w:pPr>
       <w:r>
@@ -550,22 +504,7 @@
     </w:p>
     <w:p>
       <w:pPr>
-        <w:spacing w:after="140"/>
-      </w:pPr>
-      <w:r>
-        <w:rPr>
-          <w:i/>
-          <w:iCs/>
-          <w:color w:val="6B7280"/>
-          <w:sz w:val="19"/>
-          <w:szCs w:val="19"/>
-        </w:rPr>
-        <w:t>Explica en 2-3 líneas para qué sirve este documento. Ejemplo de redacción:</w:t>
-      </w:r>
-    </w:p>
-    <w:p>
-      <w:pPr>
-        <w:pStyle w:val="Heading2"/>
+        <w:pStyle w:val="Ttulo2"/>
         <w:spacing w:before="220" w:after="100"/>
         <w:rPr>
           <w:color w:val="auto"/>
@@ -602,7 +541,7 @@
     </w:p>
     <w:p>
       <w:pPr>
-        <w:pStyle w:val="Heading2"/>
+        <w:pStyle w:val="Ttulo2"/>
         <w:spacing w:before="220" w:after="100"/>
       </w:pPr>
       <w:r>
@@ -618,7 +557,7 @@
     </w:p>
     <w:p>
       <w:pPr>
-        <w:pStyle w:val="Heading2"/>
+        <w:pStyle w:val="Ttulo2"/>
         <w:spacing w:before="220" w:after="100"/>
         <w:rPr>
           <w:color w:val="auto"/>
@@ -637,7 +576,7 @@
     </w:p>
     <w:p>
       <w:pPr>
-        <w:pStyle w:val="Heading2"/>
+        <w:pStyle w:val="Ttulo2"/>
         <w:spacing w:before="220" w:after="100"/>
       </w:pPr>
       <w:r>
@@ -697,7 +636,6 @@
                 <w:sz w:val="19"/>
                 <w:szCs w:val="19"/>
               </w:rPr>
-              <w:lastRenderedPageBreak/>
               <w:t>Término</w:t>
             </w:r>
           </w:p>
@@ -858,6 +796,7 @@
               <w:rPr>
                 <w:color w:val="1E2430"/>
               </w:rPr>
+              <w:lastRenderedPageBreak/>
               <w:t>Stakeholder</w:t>
             </w:r>
             <w:proofErr w:type="spellEnd"/>
@@ -977,7 +916,7 @@
     </w:tbl>
     <w:p>
       <w:pPr>
-        <w:pStyle w:val="Heading2"/>
+        <w:pStyle w:val="Ttulo2"/>
         <w:spacing w:before="220" w:after="100"/>
       </w:pPr>
       <w:r>
@@ -993,7 +932,7 @@
     </w:p>
     <w:p>
       <w:pPr>
-        <w:pStyle w:val="ListParagraph"/>
+        <w:pStyle w:val="Prrafodelista"/>
         <w:numPr>
           <w:ilvl w:val="0"/>
           <w:numId w:val="2"/>
@@ -1006,7 +945,7 @@
     </w:p>
     <w:p>
       <w:pPr>
-        <w:pStyle w:val="ListParagraph"/>
+        <w:pStyle w:val="Prrafodelista"/>
         <w:numPr>
           <w:ilvl w:val="0"/>
           <w:numId w:val="2"/>
@@ -1019,7 +958,7 @@
     </w:p>
     <w:p>
       <w:pPr>
-        <w:pStyle w:val="ListParagraph"/>
+        <w:pStyle w:val="Prrafodelista"/>
         <w:numPr>
           <w:ilvl w:val="0"/>
           <w:numId w:val="2"/>
@@ -1035,7 +974,7 @@
     </w:p>
     <w:p>
       <w:pPr>
-        <w:pStyle w:val="ListParagraph"/>
+        <w:pStyle w:val="Prrafodelista"/>
         <w:numPr>
           <w:ilvl w:val="0"/>
           <w:numId w:val="2"/>
@@ -1054,7 +993,7 @@
     </w:p>
     <w:p>
       <w:pPr>
-        <w:pStyle w:val="Heading1"/>
+        <w:pStyle w:val="Ttulo1"/>
         <w:pBdr>
           <w:bottom w:val="single" w:sz="6" w:space="4" w:color="2F6FED"/>
         </w:pBdr>
@@ -1073,7 +1012,7 @@
     </w:p>
     <w:p>
       <w:pPr>
-        <w:pStyle w:val="Heading2"/>
+        <w:pStyle w:val="Ttulo2"/>
         <w:spacing w:before="220" w:after="100"/>
       </w:pPr>
       <w:r>
@@ -1089,7 +1028,7 @@
     </w:p>
     <w:p>
       <w:pPr>
-        <w:pStyle w:val="Heading2"/>
+        <w:pStyle w:val="Ttulo2"/>
         <w:spacing w:before="220" w:after="100"/>
         <w:rPr>
           <w:i/>
@@ -1126,7 +1065,7 @@
     </w:p>
     <w:p>
       <w:pPr>
-        <w:pStyle w:val="Heading2"/>
+        <w:pStyle w:val="Ttulo2"/>
         <w:spacing w:before="220" w:after="100"/>
       </w:pPr>
       <w:r>
@@ -1349,7 +1288,6 @@
                 <w:bCs/>
                 <w:color w:val="1B2A4A"/>
               </w:rPr>
-              <w:lastRenderedPageBreak/>
               <w:t>Una solución exitosa sería</w:t>
             </w:r>
           </w:p>
@@ -1388,7 +1326,7 @@
     </w:tbl>
     <w:p>
       <w:pPr>
-        <w:pStyle w:val="Heading2"/>
+        <w:pStyle w:val="Ttulo2"/>
         <w:spacing w:before="220" w:after="100"/>
       </w:pPr>
       <w:r>
@@ -1498,6 +1436,7 @@
                 <w:bCs/>
                 <w:color w:val="1B2A4A"/>
               </w:rPr>
+              <w:lastRenderedPageBreak/>
               <w:t>Que</w:t>
             </w:r>
           </w:p>
@@ -1724,7 +1663,7 @@
     </w:tbl>
     <w:p>
       <w:pPr>
-        <w:pStyle w:val="Heading1"/>
+        <w:pStyle w:val="Ttulo1"/>
         <w:pBdr>
           <w:bottom w:val="single" w:sz="6" w:space="4" w:color="2F6FED"/>
         </w:pBdr>
@@ -1743,7 +1682,7 @@
     </w:p>
     <w:p>
       <w:pPr>
-        <w:pStyle w:val="Heading2"/>
+        <w:pStyle w:val="Ttulo2"/>
         <w:spacing w:before="220" w:after="100"/>
       </w:pPr>
       <w:r>
@@ -2181,7 +2120,7 @@
     </w:tbl>
     <w:p>
       <w:pPr>
-        <w:pStyle w:val="Heading2"/>
+        <w:pStyle w:val="Ttulo2"/>
         <w:spacing w:before="220" w:after="100"/>
       </w:pPr>
       <w:r>
@@ -2353,16 +2292,7 @@
                 <w:iCs/>
                 <w:color w:val="1E2430"/>
               </w:rPr>
-              <w:t xml:space="preserve">Responsable de la administración del Acueducto, 4 años en el puesto; maneja actualmente el sistema de facturación </w:t>
-            </w:r>
-            <w:r>
-              <w:rPr>
-                <w:i/>
-                <w:iCs/>
-                <w:color w:val="1E2430"/>
-              </w:rPr>
-              <w:lastRenderedPageBreak/>
-              <w:t>móvil (SADA), por lo que tiene familiaridad con tecnología</w:t>
+              <w:t>Responsable de la administración del Acueducto, 4 años en el puesto; maneja actualmente el sistema de facturación móvil (SADA), por lo que tiene familiaridad con tecnología</w:t>
             </w:r>
           </w:p>
         </w:tc>
@@ -2384,7 +2314,6 @@
                 <w:iCs/>
                 <w:color w:val="1E2430"/>
               </w:rPr>
-              <w:lastRenderedPageBreak/>
               <w:t>Digitalizar, cargar, buscar y actualizar los expedientes de los abonados en el sistema</w:t>
             </w:r>
           </w:p>
@@ -2461,7 +2390,7 @@
     </w:tbl>
     <w:p>
       <w:pPr>
-        <w:pStyle w:val="Heading2"/>
+        <w:pStyle w:val="Ttulo2"/>
         <w:spacing w:before="220" w:after="100"/>
       </w:pPr>
       <w:r>
@@ -2472,6 +2401,7 @@
           <w:sz w:val="22"/>
           <w:szCs w:val="22"/>
         </w:rPr>
+        <w:lastRenderedPageBreak/>
         <w:t>3.3 Entorno del usuario</w:t>
       </w:r>
     </w:p>
@@ -2488,7 +2418,7 @@
           <w:sz w:val="21"/>
           <w:szCs w:val="21"/>
         </w:rPr>
-        <w:t xml:space="preserve">El acueducto cuenta con un espacio con </w:t>
+        <w:t xml:space="preserve">El acueducto cuenta con </w:t>
       </w:r>
       <w:r>
         <w:rPr>
@@ -2498,7 +2428,7 @@
           <w:sz w:val="21"/>
           <w:szCs w:val="21"/>
         </w:rPr>
-        <w:t xml:space="preserve">una oficina en mal estado con </w:t>
+        <w:t xml:space="preserve">una oficina con </w:t>
       </w:r>
       <w:r>
         <w:rPr>
@@ -2518,7 +2448,7 @@
           <w:sz w:val="21"/>
           <w:szCs w:val="21"/>
         </w:rPr>
-        <w:t>in</w:t>
+        <w:t>estable</w:t>
       </w:r>
       <w:r>
         <w:rPr>
@@ -2528,7 +2458,7 @@
           <w:sz w:val="21"/>
           <w:szCs w:val="21"/>
         </w:rPr>
-        <w:t xml:space="preserve">estable que es usado por (preguntar </w:t>
+        <w:t xml:space="preserve"> que es usado por </w:t>
       </w:r>
       <w:r>
         <w:rPr>
@@ -2538,7 +2468,7 @@
           <w:sz w:val="21"/>
           <w:szCs w:val="21"/>
         </w:rPr>
-        <w:t>cuántas</w:t>
+        <w:t>aproximadamente 4 personas</w:t>
       </w:r>
       <w:r>
         <w:rPr>
@@ -2548,7 +2478,7 @@
           <w:sz w:val="21"/>
           <w:szCs w:val="21"/>
         </w:rPr>
-        <w:t xml:space="preserve"> personas usan el internet)</w:t>
+        <w:t>, tres</w:t>
       </w:r>
       <w:r>
         <w:rPr>
@@ -2558,7 +2488,7 @@
           <w:sz w:val="21"/>
           <w:szCs w:val="21"/>
         </w:rPr>
-        <w:t>, tres</w:t>
+        <w:t xml:space="preserve"> </w:t>
       </w:r>
       <w:r>
         <w:rPr>
@@ -2568,7 +2498,7 @@
           <w:sz w:val="21"/>
           <w:szCs w:val="21"/>
         </w:rPr>
-        <w:t xml:space="preserve"> </w:t>
+        <w:t>escritorios (</w:t>
       </w:r>
       <w:r>
         <w:rPr>
@@ -2578,7 +2508,7 @@
           <w:sz w:val="21"/>
           <w:szCs w:val="21"/>
         </w:rPr>
-        <w:t>escritorios (</w:t>
+        <w:t>dos</w:t>
       </w:r>
       <w:r>
         <w:rPr>
@@ -2588,7 +2518,7 @@
           <w:sz w:val="21"/>
           <w:szCs w:val="21"/>
         </w:rPr>
-        <w:t>dos</w:t>
+        <w:t xml:space="preserve"> en buen estado</w:t>
       </w:r>
       <w:r>
         <w:rPr>
@@ -2598,7 +2528,7 @@
           <w:sz w:val="21"/>
           <w:szCs w:val="21"/>
         </w:rPr>
-        <w:t xml:space="preserve"> en buen estado</w:t>
+        <w:t xml:space="preserve"> y uno</w:t>
       </w:r>
       <w:r>
         <w:rPr>
@@ -2608,7 +2538,7 @@
           <w:sz w:val="21"/>
           <w:szCs w:val="21"/>
         </w:rPr>
-        <w:t xml:space="preserve"> y uno</w:t>
+        <w:t xml:space="preserve"> </w:t>
       </w:r>
       <w:r>
         <w:rPr>
@@ -2618,7 +2548,7 @@
           <w:sz w:val="21"/>
           <w:szCs w:val="21"/>
         </w:rPr>
-        <w:t xml:space="preserve"> </w:t>
+        <w:t>para</w:t>
       </w:r>
       <w:r>
         <w:rPr>
@@ -2628,7 +2558,7 @@
           <w:sz w:val="21"/>
           <w:szCs w:val="21"/>
         </w:rPr>
-        <w:t>para</w:t>
+        <w:t xml:space="preserve"> cobros regular)</w:t>
       </w:r>
       <w:r>
         <w:rPr>
@@ -2638,7 +2568,7 @@
           <w:sz w:val="21"/>
           <w:szCs w:val="21"/>
         </w:rPr>
-        <w:t xml:space="preserve"> cobros regular)</w:t>
+        <w:t xml:space="preserve"> y una sola laptop que funciona deficientemente.</w:t>
       </w:r>
       <w:r>
         <w:rPr>
@@ -2648,7 +2578,7 @@
           <w:sz w:val="21"/>
           <w:szCs w:val="21"/>
         </w:rPr>
-        <w:t xml:space="preserve"> y una sola laptop que funciona deficientemente.</w:t>
+        <w:t xml:space="preserve"> </w:t>
       </w:r>
       <w:r>
         <w:rPr>
@@ -2658,22 +2588,12 @@
           <w:sz w:val="21"/>
           <w:szCs w:val="21"/>
         </w:rPr>
-        <w:t xml:space="preserve"> </w:t>
-      </w:r>
-      <w:r>
-        <w:rPr>
-          <w:i/>
-          <w:iCs/>
-          <w:color w:val="2F6FED"/>
-          <w:sz w:val="21"/>
-          <w:szCs w:val="21"/>
-        </w:rPr>
-        <w:t xml:space="preserve">Poseen un “archivo digital” almacenado en la laptop (preguntar si es en la misma laptop o si es otra computadora) con respaldo en discos externos y el resto del archivo lo manejan de forma física. </w:t>
+        <w:t xml:space="preserve">Poseen un “archivo digital” almacenado en la laptop con respaldo en discos externos y el resto del archivo lo manejan de forma física. </w:t>
       </w:r>
     </w:p>
     <w:p>
       <w:pPr>
-        <w:pStyle w:val="Heading2"/>
+        <w:pStyle w:val="Ttulo2"/>
         <w:spacing w:before="220" w:after="100"/>
       </w:pPr>
       <w:r>
@@ -3134,7 +3054,7 @@
     </w:tbl>
     <w:p>
       <w:pPr>
-        <w:pStyle w:val="Heading1"/>
+        <w:pStyle w:val="Ttulo1"/>
         <w:pBdr>
           <w:bottom w:val="single" w:sz="6" w:space="4" w:color="2F6FED"/>
         </w:pBdr>
@@ -3153,7 +3073,7 @@
     </w:p>
     <w:p>
       <w:pPr>
-        <w:pStyle w:val="Heading2"/>
+        <w:pStyle w:val="Ttulo2"/>
         <w:spacing w:before="220" w:after="100"/>
       </w:pPr>
       <w:r>
@@ -3222,7 +3142,7 @@
     </w:p>
     <w:p>
       <w:pPr>
-        <w:pStyle w:val="Heading2"/>
+        <w:pStyle w:val="Ttulo2"/>
         <w:spacing w:before="220" w:after="100"/>
       </w:pPr>
       <w:r>
@@ -3297,7 +3217,6 @@
                 <w:sz w:val="19"/>
                 <w:szCs w:val="19"/>
               </w:rPr>
-              <w:lastRenderedPageBreak/>
               <w:t>Beneficio para el usuario</w:t>
             </w:r>
           </w:p>
@@ -3467,6 +3386,7 @@
                 <w:iCs/>
                 <w:color w:val="1E2430"/>
               </w:rPr>
+              <w:lastRenderedPageBreak/>
               <w:t>Control visual de estados del expediente</w:t>
             </w:r>
           </w:p>
@@ -3507,7 +3427,7 @@
     </w:tbl>
     <w:p>
       <w:pPr>
-        <w:pStyle w:val="Heading1"/>
+        <w:pStyle w:val="Ttulo1"/>
         <w:pBdr>
           <w:bottom w:val="single" w:sz="6" w:space="4" w:color="2F6FED"/>
         </w:pBdr>
@@ -3541,7 +3461,7 @@
     </w:p>
     <w:p>
       <w:pPr>
-        <w:pStyle w:val="ListParagraph"/>
+        <w:pStyle w:val="Prrafodelista"/>
         <w:numPr>
           <w:ilvl w:val="0"/>
           <w:numId w:val="2"/>
@@ -3554,7 +3474,7 @@
     </w:p>
     <w:p>
       <w:pPr>
-        <w:pStyle w:val="ListParagraph"/>
+        <w:pStyle w:val="Prrafodelista"/>
         <w:numPr>
           <w:ilvl w:val="0"/>
           <w:numId w:val="2"/>
@@ -3567,7 +3487,7 @@
     </w:p>
     <w:p>
       <w:pPr>
-        <w:pStyle w:val="ListParagraph"/>
+        <w:pStyle w:val="Prrafodelista"/>
         <w:numPr>
           <w:ilvl w:val="0"/>
           <w:numId w:val="2"/>
@@ -3580,7 +3500,7 @@
     </w:p>
     <w:p>
       <w:pPr>
-        <w:pStyle w:val="ListParagraph"/>
+        <w:pStyle w:val="Prrafodelista"/>
         <w:numPr>
           <w:ilvl w:val="0"/>
           <w:numId w:val="2"/>
@@ -3593,7 +3513,7 @@
     </w:p>
     <w:p>
       <w:pPr>
-        <w:pStyle w:val="Heading1"/>
+        <w:pStyle w:val="Ttulo1"/>
         <w:pBdr>
           <w:bottom w:val="single" w:sz="6" w:space="4" w:color="2F6FED"/>
         </w:pBdr>
@@ -3769,23 +3689,7 @@
                 <w:iCs/>
                 <w:color w:val="1E2430"/>
               </w:rPr>
-              <w:t xml:space="preserve">Garantizar integridad absoluta de los metadatos; el sistema no debe perder archivos ni alterar </w:t>
-            </w:r>
-            <w:r>
-              <w:rPr>
-                <w:i/>
-                <w:iCs/>
-                <w:color w:val="1E2430"/>
-              </w:rPr>
-              <w:t>en ninguna circunstancia</w:t>
-            </w:r>
-            <w:r>
-              <w:rPr>
-                <w:i/>
-                <w:iCs/>
-                <w:color w:val="1E2430"/>
-              </w:rPr>
-              <w:t xml:space="preserve"> la fecha original asignada a los documentos adjuntos.</w:t>
+              <w:t>Garantizar integridad absoluta de los metadatos; el sistema no debe perder archivos ni alterar en ninguna circunstancia la fecha original asignada a los documentos adjuntos.</w:t>
             </w:r>
           </w:p>
         </w:tc>
@@ -3839,23 +3743,13 @@
               </w:rPr>
               <w:t xml:space="preserve">de manera ágil </w:t>
             </w:r>
-            <w:proofErr w:type="gramStart"/>
-            <w:r>
-              <w:rPr>
-                <w:i/>
-                <w:iCs/>
-                <w:color w:val="1E2430"/>
-              </w:rPr>
-              <w:t>bajo la base</w:t>
-            </w:r>
-            <w:proofErr w:type="gramEnd"/>
-            <w:r>
-              <w:rPr>
-                <w:i/>
-                <w:iCs/>
-                <w:color w:val="1E2430"/>
-              </w:rPr>
-              <w:t xml:space="preserve"> de datos de 1,015 abonados, operando eficientemente en hardware de bajas especificaciones.</w:t>
+            <w:r>
+              <w:rPr>
+                <w:i/>
+                <w:iCs/>
+                <w:color w:val="1E2430"/>
+              </w:rPr>
+              <w:t>bajo la base de datos de 1,015 abonados, operando eficientemente en hardware de bajas especificaciones.</w:t>
             </w:r>
           </w:p>
         </w:tc>
@@ -3907,7 +3801,7 @@
     </w:tbl>
     <w:p>
       <w:pPr>
-        <w:pStyle w:val="Heading1"/>
+        <w:pStyle w:val="Ttulo1"/>
         <w:pBdr>
           <w:bottom w:val="single" w:sz="6" w:space="4" w:color="2F6FED"/>
         </w:pBdr>
@@ -4048,13 +3942,28 @@
             <w:vAlign w:val="center"/>
           </w:tcPr>
           <w:p>
-            <w:r>
-              <w:rPr>
-                <w:i/>
-                <w:iCs/>
-                <w:color w:val="1E2430"/>
-              </w:rPr>
-              <w:t>[Ej. Restricción — debe entregarse antes del fin del semestre]</w:t>
+            <w:pPr>
+              <w:rPr>
+                <w:i/>
+                <w:iCs/>
+                <w:color w:val="1E2430"/>
+              </w:rPr>
+            </w:pPr>
+            <w:r>
+              <w:rPr>
+                <w:i/>
+                <w:iCs/>
+                <w:color w:val="1E2430"/>
+              </w:rPr>
+              <w:t xml:space="preserve">Restricción — </w:t>
+            </w:r>
+            <w:r>
+              <w:rPr>
+                <w:i/>
+                <w:iCs/>
+                <w:color w:val="1E2430"/>
+              </w:rPr>
+              <w:t xml:space="preserve">el proyecto debe completarse dentro del calendario del II Ciclo 2026 fijado por el curso IF6100. </w:t>
             </w:r>
           </w:p>
         </w:tc>
@@ -4076,7 +3985,6 @@
               <w:rPr>
                 <w:color w:val="1E2430"/>
               </w:rPr>
-              <w:lastRenderedPageBreak/>
               <w:t>Características</w:t>
             </w:r>
           </w:p>
@@ -4099,7 +4007,15 @@
                 <w:iCs/>
                 <w:color w:val="1E2430"/>
               </w:rPr>
-              <w:t>[Ej. Meta — se pueden priorizar 3-4 módulos principales]</w:t>
+              <w:t xml:space="preserve">Meta — </w:t>
+            </w:r>
+            <w:r>
+              <w:rPr>
+                <w:i/>
+                <w:iCs/>
+                <w:color w:val="1E2430"/>
+              </w:rPr>
+              <w:t>el núcleo (gestión documental centralizada y búsqueda por nombre/cédula/sector/fecha) es fijo; funcionalidades como el Panel de Estado de Completitud pueden priorizarse o posponerse según el tiempo disponible.</w:t>
             </w:r>
           </w:p>
         </w:tc>
@@ -4121,6 +4037,7 @@
               <w:rPr>
                 <w:color w:val="1E2430"/>
               </w:rPr>
+              <w:lastRenderedPageBreak/>
               <w:t>Calidad</w:t>
             </w:r>
           </w:p>
@@ -4143,7 +4060,31 @@
                 <w:iCs/>
                 <w:color w:val="1E2430"/>
               </w:rPr>
-              <w:t>[Ej. Restricción — la propuesta debe ser realista y viable]</w:t>
+              <w:t xml:space="preserve">Restricción — </w:t>
+            </w:r>
+            <w:r>
+              <w:rPr>
+                <w:i/>
+                <w:iCs/>
+                <w:color w:val="1E2430"/>
+              </w:rPr>
+              <w:t>la propuesta debe ser viable con la infraestructura real de la ASADA</w:t>
+            </w:r>
+            <w:r>
+              <w:rPr>
+                <w:i/>
+                <w:iCs/>
+                <w:color w:val="1E2430"/>
+              </w:rPr>
+              <w:t xml:space="preserve"> y su presupuesto</w:t>
+            </w:r>
+            <w:r>
+              <w:rPr>
+                <w:i/>
+                <w:iCs/>
+                <w:color w:val="1E2430"/>
+              </w:rPr>
+              <w:t>, no una solución que asuma recursos que no tienen.</w:t>
             </w:r>
           </w:p>
         </w:tc>
@@ -4187,7 +4128,33 @@
                 <w:iCs/>
                 <w:color w:val="1E2430"/>
               </w:rPr>
-              <w:t>[Ej. Restricción — 4 integrantes fijos]</w:t>
+              <w:t xml:space="preserve">Restricción — </w:t>
+            </w:r>
+            <w:r>
+              <w:rPr>
+                <w:i/>
+                <w:iCs/>
+                <w:color w:val="1E2430"/>
+              </w:rPr>
+              <w:t xml:space="preserve">grupo fijo de 4 integrantes: </w:t>
+            </w:r>
+            <w:proofErr w:type="spellStart"/>
+            <w:r>
+              <w:rPr>
+                <w:i/>
+                <w:iCs/>
+                <w:color w:val="1E2430"/>
+              </w:rPr>
+              <w:t>Mariangel</w:t>
+            </w:r>
+            <w:proofErr w:type="spellEnd"/>
+            <w:r>
+              <w:rPr>
+                <w:i/>
+                <w:iCs/>
+                <w:color w:val="1E2430"/>
+              </w:rPr>
+              <w:t xml:space="preserve"> Arias Alfaro, Alejandro Arias Rojas, Sebastián Alfaro Arias y Kendal Trejos Cubero.</w:t>
             </w:r>
           </w:p>
         </w:tc>
@@ -4195,7 +4162,7 @@
     </w:tbl>
     <w:p>
       <w:pPr>
-        <w:pStyle w:val="Heading1"/>
+        <w:pStyle w:val="Ttulo1"/>
         <w:pBdr>
           <w:bottom w:val="single" w:sz="6" w:space="4" w:color="2F6FED"/>
         </w:pBdr>
@@ -4214,7 +4181,7 @@
     </w:p>
     <w:p>
       <w:pPr>
-        <w:pStyle w:val="ListParagraph"/>
+        <w:pStyle w:val="Prrafodelista"/>
         <w:numPr>
           <w:ilvl w:val="0"/>
           <w:numId w:val="2"/>
@@ -4222,20 +4189,18 @@
         <w:spacing w:after="70"/>
       </w:pPr>
       <w:r>
-        <w:t xml:space="preserve">Estándares aplicables: [ej. lineamientos internos de la ASADA, normativa de </w:t>
-      </w:r>
-      <w:proofErr w:type="spellStart"/>
-      <w:r>
-        <w:t>AyA</w:t>
-      </w:r>
-      <w:proofErr w:type="spellEnd"/>
-      <w:r>
-        <w:t xml:space="preserve"> si aplica]</w:t>
+        <w:t xml:space="preserve">Estándares aplicables: </w:t>
+      </w:r>
+      <w:r>
+        <w:t>dado que el sistema resguardará información personal (nombre, cédula) de 1,015 abonados, el equipo debería revisar si aplica algún lineamiento de protección de datos personales vigente en Costa Rica; no se identificó normativa interna propia del Acueducto más allá de sus prácticas actuales de archivo.</w:t>
+      </w:r>
+      <w:r>
+        <w:t xml:space="preserve"> </w:t>
       </w:r>
     </w:p>
     <w:p>
       <w:pPr>
-        <w:pStyle w:val="ListParagraph"/>
+        <w:pStyle w:val="Prrafodelista"/>
         <w:numPr>
           <w:ilvl w:val="0"/>
           <w:numId w:val="2"/>
@@ -4243,12 +4208,15 @@
         <w:spacing w:after="70"/>
       </w:pPr>
       <w:r>
-        <w:t>Requerimientos de hardware/software del entorno: [ej. computadora básica, navegador web, sin necesidad de servidor propio]</w:t>
+        <w:t xml:space="preserve">Requerimientos de hardware/software del entorno: </w:t>
+      </w:r>
+      <w:r>
+        <w:t>debe operar en la laptop existente (especificaciones bajas) descrita en la sección 3.3, sin requerir servidor propio, y funcionar de forma aceptable ante la conectividad a internet mencionada en la sección 5 (idealmente con capacidad de uso local si la conexión falla).</w:t>
       </w:r>
     </w:p>
     <w:p>
       <w:pPr>
-        <w:pStyle w:val="ListParagraph"/>
+        <w:pStyle w:val="Prrafodelista"/>
         <w:numPr>
           <w:ilvl w:val="0"/>
           <w:numId w:val="2"/>
@@ -4256,12 +4224,12 @@
         <w:spacing w:after="70"/>
       </w:pPr>
       <w:r>
-        <w:t>Requerimientos de desempeño: [ver sección 6]</w:t>
+        <w:t>Requerimientos de desempeño: ver sección 6</w:t>
       </w:r>
     </w:p>
     <w:p>
       <w:pPr>
-        <w:pStyle w:val="ListParagraph"/>
+        <w:pStyle w:val="Prrafodelista"/>
         <w:numPr>
           <w:ilvl w:val="0"/>
           <w:numId w:val="2"/>
@@ -4269,118 +4237,10 @@
         <w:spacing w:after="70"/>
       </w:pPr>
       <w:r>
-        <w:t>Requerimientos de mantenibilidad y portabilidad: [ej. quién le daría mantenimiento al sistema después del curso]</w:t>
-      </w:r>
-    </w:p>
-    <w:p>
-      <w:pPr>
-        <w:spacing w:before="300"/>
-      </w:pPr>
-    </w:p>
-    <w:p>
-      <w:pPr>
-        <w:pBdr>
-          <w:top w:val="single" w:sz="4" w:space="6" w:color="D9DEE8"/>
-        </w:pBdr>
-        <w:spacing w:before="100"/>
-      </w:pPr>
-      <w:r>
-        <w:rPr>
-          <w:i/>
-          <w:iCs/>
-          <w:color w:val="6B7280"/>
-          <w:sz w:val="17"/>
-          <w:szCs w:val="17"/>
-        </w:rPr>
-        <w:t xml:space="preserve">Plantilla adaptada del formato estándar de Documento de Visión del Proceso Unificado (RUP) — Rumbaugh, Booch &amp; Jacobson (2000); Kruchten, P. (2003), The </w:t>
-      </w:r>
-      <w:proofErr w:type="spellStart"/>
-      <w:r>
-        <w:rPr>
-          <w:i/>
-          <w:iCs/>
-          <w:color w:val="6B7280"/>
-          <w:sz w:val="17"/>
-          <w:szCs w:val="17"/>
-        </w:rPr>
-        <w:t>Rational</w:t>
-      </w:r>
-      <w:proofErr w:type="spellEnd"/>
-      <w:r>
-        <w:rPr>
-          <w:i/>
-          <w:iCs/>
-          <w:color w:val="6B7280"/>
-          <w:sz w:val="17"/>
-          <w:szCs w:val="17"/>
-        </w:rPr>
-        <w:t xml:space="preserve"> </w:t>
-      </w:r>
-      <w:proofErr w:type="spellStart"/>
-      <w:r>
-        <w:rPr>
-          <w:i/>
-          <w:iCs/>
-          <w:color w:val="6B7280"/>
-          <w:sz w:val="17"/>
-          <w:szCs w:val="17"/>
-        </w:rPr>
-        <w:t>Unified</w:t>
-      </w:r>
-      <w:proofErr w:type="spellEnd"/>
-      <w:r>
-        <w:rPr>
-          <w:i/>
-          <w:iCs/>
-          <w:color w:val="6B7280"/>
-          <w:sz w:val="17"/>
-          <w:szCs w:val="17"/>
-        </w:rPr>
-        <w:t xml:space="preserve"> Process: </w:t>
-      </w:r>
-      <w:proofErr w:type="spellStart"/>
-      <w:r>
-        <w:rPr>
-          <w:i/>
-          <w:iCs/>
-          <w:color w:val="6B7280"/>
-          <w:sz w:val="17"/>
-          <w:szCs w:val="17"/>
-        </w:rPr>
-        <w:t>An</w:t>
-      </w:r>
-      <w:proofErr w:type="spellEnd"/>
-      <w:r>
-        <w:rPr>
-          <w:i/>
-          <w:iCs/>
-          <w:color w:val="6B7280"/>
-          <w:sz w:val="17"/>
-          <w:szCs w:val="17"/>
-        </w:rPr>
-        <w:t xml:space="preserve"> </w:t>
-      </w:r>
-      <w:proofErr w:type="spellStart"/>
-      <w:r>
-        <w:rPr>
-          <w:i/>
-          <w:iCs/>
-          <w:color w:val="6B7280"/>
-          <w:sz w:val="17"/>
-          <w:szCs w:val="17"/>
-        </w:rPr>
-        <w:t>Introduction</w:t>
-      </w:r>
-      <w:proofErr w:type="spellEnd"/>
-      <w:r>
-        <w:rPr>
-          <w:i/>
-          <w:iCs/>
-          <w:color w:val="6B7280"/>
-          <w:sz w:val="17"/>
-          <w:szCs w:val="17"/>
-        </w:rPr>
-        <w:t xml:space="preserve"> — para uso académico en el curso IF6100, UCR Sede de Occidente.</w:t>
+        <w:t xml:space="preserve">Requerimientos de mantenibilidad y portabilidad: </w:t>
+      </w:r>
+      <w:r>
+        <w:t>el equipo de estudiantes no dará mantenimiento al sistema una vez finalizado el proyecto, ya que este concluye con el II Ciclo 2026. Como la ASADA no cuenta con personal de TI propio, cualquier mantenimiento futuro debería quedar a cargo de un encargado técnico externo que la ASADA contrate, por lo que el sistema debe construirse con una arquitectura simple y basada en estándares abiertos (tal como se indica en el atributo de Soportabilidad de la sección 6) que facilite ese traspaso.</w:t>
       </w:r>
     </w:p>
     <w:sectPr>
@@ -4943,7 +4803,7 @@
     <w:name w:val="Normal"/>
     <w:qFormat/>
   </w:style>
-  <w:style w:type="paragraph" w:styleId="Heading1">
+  <w:style w:type="paragraph" w:styleId="Ttulo1">
     <w:name w:val="heading 1"/>
     <w:uiPriority w:val="9"/>
     <w:qFormat/>
@@ -4956,7 +4816,7 @@
       <w:szCs w:val="32"/>
     </w:rPr>
   </w:style>
-  <w:style w:type="paragraph" w:styleId="Heading2">
+  <w:style w:type="paragraph" w:styleId="Ttulo2">
     <w:name w:val="heading 2"/>
     <w:uiPriority w:val="9"/>
     <w:unhideWhenUsed/>
@@ -4970,7 +4830,7 @@
       <w:szCs w:val="26"/>
     </w:rPr>
   </w:style>
-  <w:style w:type="paragraph" w:styleId="Heading3">
+  <w:style w:type="paragraph" w:styleId="Ttulo3">
     <w:name w:val="heading 3"/>
     <w:uiPriority w:val="9"/>
     <w:semiHidden/>
@@ -4985,7 +4845,7 @@
       <w:szCs w:val="24"/>
     </w:rPr>
   </w:style>
-  <w:style w:type="paragraph" w:styleId="Heading4">
+  <w:style w:type="paragraph" w:styleId="Ttulo4">
     <w:name w:val="heading 4"/>
     <w:uiPriority w:val="9"/>
     <w:semiHidden/>
@@ -5000,7 +4860,7 @@
       <w:color w:val="2E74B5"/>
     </w:rPr>
   </w:style>
-  <w:style w:type="paragraph" w:styleId="Heading5">
+  <w:style w:type="paragraph" w:styleId="Ttulo5">
     <w:name w:val="heading 5"/>
     <w:uiPriority w:val="9"/>
     <w:semiHidden/>
@@ -5013,7 +4873,7 @@
       <w:color w:val="2E74B5"/>
     </w:rPr>
   </w:style>
-  <w:style w:type="paragraph" w:styleId="Heading6">
+  <w:style w:type="paragraph" w:styleId="Ttulo6">
     <w:name w:val="heading 6"/>
     <w:uiPriority w:val="9"/>
     <w:semiHidden/>
@@ -5026,12 +4886,12 @@
       <w:color w:val="1F4D78"/>
     </w:rPr>
   </w:style>
-  <w:style w:type="character" w:default="1" w:styleId="DefaultParagraphFont">
+  <w:style w:type="character" w:default="1" w:styleId="Fuentedeprrafopredeter">
     <w:name w:val="Default Paragraph Font"/>
     <w:uiPriority w:val="1"/>
     <w:unhideWhenUsed/>
   </w:style>
-  <w:style w:type="table" w:default="1" w:styleId="TableNormal">
+  <w:style w:type="table" w:default="1" w:styleId="Tablanormal">
     <w:name w:val="Normal Table"/>
     <w:uiPriority w:val="99"/>
     <w:semiHidden/>
@@ -5046,13 +4906,13 @@
       </w:tblCellMar>
     </w:tblPr>
   </w:style>
-  <w:style w:type="numbering" w:default="1" w:styleId="NoList">
+  <w:style w:type="numbering" w:default="1" w:styleId="Sinlista">
     <w:name w:val="No List"/>
     <w:uiPriority w:val="99"/>
     <w:semiHidden/>
     <w:unhideWhenUsed/>
   </w:style>
-  <w:style w:type="paragraph" w:styleId="Title">
+  <w:style w:type="paragraph" w:styleId="Ttulo">
     <w:name w:val="Title"/>
     <w:uiPriority w:val="10"/>
     <w:qFormat/>
@@ -5069,11 +4929,11 @@
       <w:bCs/>
     </w:rPr>
   </w:style>
-  <w:style w:type="paragraph" w:styleId="ListParagraph">
+  <w:style w:type="paragraph" w:styleId="Prrafodelista">
     <w:name w:val="List Paragraph"/>
     <w:qFormat/>
   </w:style>
-  <w:style w:type="character" w:styleId="Hyperlink">
+  <w:style w:type="character" w:styleId="Hipervnculo">
     <w:name w:val="Hyperlink"/>
     <w:uiPriority w:val="99"/>
     <w:unhideWhenUsed/>
@@ -5082,7 +4942,7 @@
       <w:u w:val="single"/>
     </w:rPr>
   </w:style>
-  <w:style w:type="character" w:styleId="FootnoteReference">
+  <w:style w:type="character" w:styleId="Refdenotaalpie">
     <w:name w:val="footnote reference"/>
     <w:uiPriority w:val="99"/>
     <w:semiHidden/>
@@ -5091,16 +4951,16 @@
       <w:vertAlign w:val="superscript"/>
     </w:rPr>
   </w:style>
-  <w:style w:type="paragraph" w:styleId="FootnoteText">
+  <w:style w:type="paragraph" w:styleId="Textonotapie">
     <w:name w:val="footnote text"/>
-    <w:link w:val="FootnoteTextChar"/>
+    <w:link w:val="TextonotapieCar"/>
     <w:uiPriority w:val="99"/>
     <w:semiHidden/>
     <w:unhideWhenUsed/>
   </w:style>
-  <w:style w:type="character" w:customStyle="1" w:styleId="FootnoteTextChar">
-    <w:name w:val="Footnote Text Char"/>
-    <w:link w:val="FootnoteText"/>
+  <w:style w:type="character" w:customStyle="1" w:styleId="TextonotapieCar">
+    <w:name w:val="Texto nota pie Car"/>
+    <w:link w:val="Textonotapie"/>
     <w:uiPriority w:val="99"/>
     <w:semiHidden/>
     <w:unhideWhenUsed/>
@@ -5109,7 +4969,7 @@
       <w:szCs w:val="20"/>
     </w:rPr>
   </w:style>
-  <w:style w:type="character" w:styleId="EndnoteReference">
+  <w:style w:type="character" w:styleId="Refdenotaalfinal">
     <w:name w:val="endnote reference"/>
     <w:uiPriority w:val="99"/>
     <w:semiHidden/>
@@ -5118,16 +4978,16 @@
       <w:vertAlign w:val="superscript"/>
     </w:rPr>
   </w:style>
-  <w:style w:type="paragraph" w:styleId="EndnoteText">
+  <w:style w:type="paragraph" w:styleId="Textonotaalfinal">
     <w:name w:val="endnote text"/>
-    <w:link w:val="EndnoteTextChar"/>
+    <w:link w:val="TextonotaalfinalCar"/>
     <w:uiPriority w:val="99"/>
     <w:semiHidden/>
     <w:unhideWhenUsed/>
   </w:style>
-  <w:style w:type="character" w:customStyle="1" w:styleId="EndnoteTextChar">
-    <w:name w:val="Endnote Text Char"/>
-    <w:link w:val="EndnoteText"/>
+  <w:style w:type="character" w:customStyle="1" w:styleId="TextonotaalfinalCar">
+    <w:name w:val="Texto nota al final Car"/>
+    <w:link w:val="Textonotaalfinal"/>
     <w:uiPriority w:val="99"/>
     <w:semiHidden/>
     <w:unhideWhenUsed/>

--- a/Entregables/Vision_Proyecto.docx
+++ b/Entregables/Vision_Proyecto.docx
@@ -5,6 +5,7 @@
     <w:p>
       <w:pPr>
         <w:spacing w:before="200" w:after="40"/>
+        <w:ind w:left="708" w:hanging="708"/>
         <w:jc w:val="center"/>
       </w:pPr>
       <w:r>
@@ -2122,6 +2123,7 @@
       <w:pPr>
         <w:pStyle w:val="Ttulo2"/>
         <w:spacing w:before="220" w:after="100"/>
+        <w:ind w:left="708" w:hanging="708"/>
       </w:pPr>
       <w:r>
         <w:rPr>
@@ -4192,10 +4194,7 @@
         <w:t xml:space="preserve">Estándares aplicables: </w:t>
       </w:r>
       <w:r>
-        <w:t>dado que el sistema resguardará información personal (nombre, cédula) de 1,015 abonados, el equipo debería revisar si aplica algún lineamiento de protección de datos personales vigente en Costa Rica; no se identificó normativa interna propia del Acueducto más allá de sus prácticas actuales de archivo.</w:t>
-      </w:r>
-      <w:r>
-        <w:t xml:space="preserve"> </w:t>
+        <w:t xml:space="preserve">dado que el sistema resguardará información personal (nombre, cédula) de 1,015 abonados, el equipo debería revisar si aplica algún lineamiento de protección de datos personales vigente en Costa Rica; no se identificó normativa interna propia del Acueducto más allá de sus prácticas actuales de archivo. </w:t>
       </w:r>
     </w:p>
     <w:p>
@@ -4889,6 +4888,7 @@
   <w:style w:type="character" w:default="1" w:styleId="Fuentedeprrafopredeter">
     <w:name w:val="Default Paragraph Font"/>
     <w:uiPriority w:val="1"/>
+    <w:semiHidden/>
     <w:unhideWhenUsed/>
   </w:style>
   <w:style w:type="table" w:default="1" w:styleId="Tablanormal">

--- a/Entregables/Vision_Proyecto.docx
+++ b/Entregables/Vision_Proyecto.docx
@@ -311,16 +311,6 @@
               <w:t>Kendal Trejos Cubero – C4K374</w:t>
             </w:r>
           </w:p>
-          <w:p>
-            <w:pPr>
-              <w:rPr>
-                <w:i/>
-                <w:iCs/>
-                <w:color w:val="4472C4" w:themeColor="accent1"/>
-              </w:rPr>
-            </w:pPr>
-          </w:p>
-          <w:p/>
         </w:tc>
       </w:tr>
       <w:tr>
@@ -470,7 +460,7 @@
     <w:p/>
     <w:p>
       <w:pPr>
-        <w:pStyle w:val="Ttulo1"/>
+        <w:pStyle w:val="Heading1"/>
         <w:pBdr>
           <w:bottom w:val="single" w:sz="6" w:space="4" w:color="2F6FED"/>
         </w:pBdr>
@@ -489,7 +479,7 @@
     </w:p>
     <w:p>
       <w:pPr>
-        <w:pStyle w:val="Ttulo2"/>
+        <w:pStyle w:val="Heading2"/>
         <w:spacing w:before="220" w:after="100"/>
       </w:pPr>
       <w:r>
@@ -505,7 +495,7 @@
     </w:p>
     <w:p>
       <w:pPr>
-        <w:pStyle w:val="Ttulo2"/>
+        <w:pStyle w:val="Heading2"/>
         <w:spacing w:before="220" w:after="100"/>
         <w:rPr>
           <w:color w:val="auto"/>
@@ -542,7 +532,7 @@
     </w:p>
     <w:p>
       <w:pPr>
-        <w:pStyle w:val="Ttulo2"/>
+        <w:pStyle w:val="Heading2"/>
         <w:spacing w:before="220" w:after="100"/>
       </w:pPr>
       <w:r>
@@ -558,7 +548,7 @@
     </w:p>
     <w:p>
       <w:pPr>
-        <w:pStyle w:val="Ttulo2"/>
+        <w:pStyle w:val="Heading2"/>
         <w:spacing w:before="220" w:after="100"/>
         <w:rPr>
           <w:color w:val="auto"/>
@@ -577,7 +567,7 @@
     </w:p>
     <w:p>
       <w:pPr>
-        <w:pStyle w:val="Ttulo2"/>
+        <w:pStyle w:val="Heading2"/>
         <w:spacing w:before="220" w:after="100"/>
       </w:pPr>
       <w:r>
@@ -680,6 +670,11 @@
             <w:vAlign w:val="center"/>
           </w:tcPr>
           <w:p>
+            <w:pPr>
+              <w:rPr>
+                <w:color w:val="1E2430"/>
+              </w:rPr>
+            </w:pPr>
             <w:r>
               <w:rPr>
                 <w:color w:val="1E2430"/>
@@ -700,6 +695,11 @@
             <w:vAlign w:val="center"/>
           </w:tcPr>
           <w:p>
+            <w:pPr>
+              <w:rPr>
+                <w:color w:val="1E2430"/>
+              </w:rPr>
+            </w:pPr>
             <w:r>
               <w:rPr>
                 <w:color w:val="1E2430"/>
@@ -722,6 +722,11 @@
             <w:vAlign w:val="center"/>
           </w:tcPr>
           <w:p>
+            <w:pPr>
+              <w:rPr>
+                <w:color w:val="1E2430"/>
+              </w:rPr>
+            </w:pPr>
             <w:r>
               <w:rPr>
                 <w:color w:val="1E2430"/>
@@ -742,6 +747,11 @@
             <w:vAlign w:val="center"/>
           </w:tcPr>
           <w:p>
+            <w:pPr>
+              <w:rPr>
+                <w:color w:val="1E2430"/>
+              </w:rPr>
+            </w:pPr>
             <w:r>
               <w:rPr>
                 <w:color w:val="1E2430"/>
@@ -774,7 +784,21 @@
               <w:rPr>
                 <w:color w:val="1E2430"/>
               </w:rPr>
-              <w:t xml:space="preserve"> Process) — marco de trabajo metodológico del curso IF6100.</w:t>
+              <w:t xml:space="preserve"> </w:t>
+            </w:r>
+            <w:proofErr w:type="spellStart"/>
+            <w:r>
+              <w:rPr>
+                <w:color w:val="1E2430"/>
+              </w:rPr>
+              <w:t>Process</w:t>
+            </w:r>
+            <w:proofErr w:type="spellEnd"/>
+            <w:r>
+              <w:rPr>
+                <w:color w:val="1E2430"/>
+              </w:rPr>
+              <w:t>) — marco de trabajo metodológico del curso IF6100.</w:t>
             </w:r>
           </w:p>
         </w:tc>
@@ -792,12 +816,16 @@
             <w:vAlign w:val="center"/>
           </w:tcPr>
           <w:p>
+            <w:pPr>
+              <w:rPr>
+                <w:color w:val="1E2430"/>
+              </w:rPr>
+            </w:pPr>
             <w:proofErr w:type="spellStart"/>
             <w:r>
               <w:rPr>
                 <w:color w:val="1E2430"/>
               </w:rPr>
-              <w:lastRenderedPageBreak/>
               <w:t>Stakeholder</w:t>
             </w:r>
             <w:proofErr w:type="spellEnd"/>
@@ -815,6 +843,11 @@
             <w:vAlign w:val="center"/>
           </w:tcPr>
           <w:p>
+            <w:pPr>
+              <w:rPr>
+                <w:color w:val="1E2430"/>
+              </w:rPr>
+            </w:pPr>
             <w:r>
               <w:rPr>
                 <w:color w:val="1E2430"/>
@@ -837,10 +870,16 @@
             <w:vAlign w:val="center"/>
           </w:tcPr>
           <w:p>
-            <w:r>
-              <w:rPr>
-                <w:color w:val="1E2430"/>
-              </w:rPr>
+            <w:pPr>
+              <w:rPr>
+                <w:color w:val="1E2430"/>
+              </w:rPr>
+            </w:pPr>
+            <w:r>
+              <w:rPr>
+                <w:color w:val="1E2430"/>
+              </w:rPr>
+              <w:lastRenderedPageBreak/>
               <w:t>Abonado</w:t>
             </w:r>
           </w:p>
@@ -857,59 +896,16 @@
             <w:vAlign w:val="center"/>
           </w:tcPr>
           <w:p>
-            <w:r>
-              <w:rPr>
-                <w:i/>
-                <w:iCs/>
-                <w:color w:val="1E2430"/>
-              </w:rPr>
-              <w:t>[Definir según su ASADA: usuario/cliente que recibe el servicio de agua]</w:t>
-            </w:r>
-          </w:p>
-        </w:tc>
-      </w:tr>
-      <w:tr>
-        <w:tc>
-          <w:tcPr>
-            <w:tcW w:w="2800" w:type="dxa"/>
-            <w:tcMar>
-              <w:top w:w="90" w:type="dxa"/>
-              <w:left w:w="110" w:type="dxa"/>
-              <w:bottom w:w="90" w:type="dxa"/>
-              <w:right w:w="110" w:type="dxa"/>
-            </w:tcMar>
-            <w:vAlign w:val="center"/>
-          </w:tcPr>
-          <w:p>
-            <w:r>
-              <w:rPr>
-                <w:i/>
-                <w:iCs/>
-                <w:color w:val="1E2430"/>
-              </w:rPr>
-              <w:t>[Agregar término propio]</w:t>
-            </w:r>
-          </w:p>
-        </w:tc>
-        <w:tc>
-          <w:tcPr>
-            <w:tcW w:w="6560" w:type="dxa"/>
-            <w:tcMar>
-              <w:top w:w="90" w:type="dxa"/>
-              <w:left w:w="110" w:type="dxa"/>
-              <w:bottom w:w="90" w:type="dxa"/>
-              <w:right w:w="110" w:type="dxa"/>
-            </w:tcMar>
-            <w:vAlign w:val="center"/>
-          </w:tcPr>
-          <w:p>
-            <w:r>
-              <w:rPr>
-                <w:i/>
-                <w:iCs/>
-                <w:color w:val="1E2430"/>
-              </w:rPr>
-              <w:t>[Definición]</w:t>
+            <w:pPr>
+              <w:rPr>
+                <w:color w:val="1E2430"/>
+              </w:rPr>
+            </w:pPr>
+            <w:r>
+              <w:rPr>
+                <w:color w:val="1E2430"/>
+              </w:rPr>
+              <w:t>Persona registrada como cliente del Acueducto Bodegas y Pilas que recibe el servicio de agua potable; actualmente existen 1,015 abonados activos.</w:t>
             </w:r>
           </w:p>
         </w:tc>
@@ -917,7 +913,7 @@
     </w:tbl>
     <w:p>
       <w:pPr>
-        <w:pStyle w:val="Ttulo2"/>
+        <w:pStyle w:val="Heading2"/>
         <w:spacing w:before="220" w:after="100"/>
       </w:pPr>
       <w:r>
@@ -933,7 +929,7 @@
     </w:p>
     <w:p>
       <w:pPr>
-        <w:pStyle w:val="Prrafodelista"/>
+        <w:pStyle w:val="ListParagraph"/>
         <w:numPr>
           <w:ilvl w:val="0"/>
           <w:numId w:val="2"/>
@@ -946,7 +942,7 @@
     </w:p>
     <w:p>
       <w:pPr>
-        <w:pStyle w:val="Prrafodelista"/>
+        <w:pStyle w:val="ListParagraph"/>
         <w:numPr>
           <w:ilvl w:val="0"/>
           <w:numId w:val="2"/>
@@ -959,7 +955,7 @@
     </w:p>
     <w:p>
       <w:pPr>
-        <w:pStyle w:val="Prrafodelista"/>
+        <w:pStyle w:val="ListParagraph"/>
         <w:numPr>
           <w:ilvl w:val="0"/>
           <w:numId w:val="2"/>
@@ -975,7 +971,7 @@
     </w:p>
     <w:p>
       <w:pPr>
-        <w:pStyle w:val="Prrafodelista"/>
+        <w:pStyle w:val="ListParagraph"/>
         <w:numPr>
           <w:ilvl w:val="0"/>
           <w:numId w:val="2"/>
@@ -994,7 +990,7 @@
     </w:p>
     <w:p>
       <w:pPr>
-        <w:pStyle w:val="Ttulo1"/>
+        <w:pStyle w:val="Heading1"/>
         <w:pBdr>
           <w:bottom w:val="single" w:sz="6" w:space="4" w:color="2F6FED"/>
         </w:pBdr>
@@ -1013,7 +1009,7 @@
     </w:p>
     <w:p>
       <w:pPr>
-        <w:pStyle w:val="Ttulo2"/>
+        <w:pStyle w:val="Heading2"/>
         <w:spacing w:before="220" w:after="100"/>
       </w:pPr>
       <w:r>
@@ -1029,7 +1025,7 @@
     </w:p>
     <w:p>
       <w:pPr>
-        <w:pStyle w:val="Ttulo2"/>
+        <w:pStyle w:val="Heading2"/>
         <w:spacing w:before="220" w:after="100"/>
         <w:rPr>
           <w:i/>
@@ -1066,7 +1062,7 @@
     </w:p>
     <w:p>
       <w:pPr>
-        <w:pStyle w:val="Ttulo2"/>
+        <w:pStyle w:val="Heading2"/>
         <w:spacing w:before="220" w:after="100"/>
       </w:pPr>
       <w:r>
@@ -1143,7 +1139,7 @@
                 <w:iCs/>
                 <w:color w:val="2F6FED"/>
               </w:rPr>
-              <w:t>l</w:t>
+              <w:t>L</w:t>
             </w:r>
             <w:r>
               <w:rPr>
@@ -1198,7 +1194,7 @@
                 <w:iCs/>
                 <w:color w:val="2F6FED"/>
               </w:rPr>
-              <w:t>l</w:t>
+              <w:t>L</w:t>
             </w:r>
             <w:r>
               <w:rPr>
@@ -1253,7 +1249,7 @@
                 <w:iCs/>
                 <w:color w:val="2F6FED"/>
               </w:rPr>
-              <w:t>t</w:t>
+              <w:t>T</w:t>
             </w:r>
             <w:r>
               <w:rPr>
@@ -1311,7 +1307,7 @@
                 <w:iCs/>
                 <w:color w:val="2F6FED"/>
               </w:rPr>
-              <w:t>u</w:t>
+              <w:t>U</w:t>
             </w:r>
             <w:r>
               <w:rPr>
@@ -1327,7 +1323,7 @@
     </w:tbl>
     <w:p>
       <w:pPr>
-        <w:pStyle w:val="Ttulo2"/>
+        <w:pStyle w:val="Heading2"/>
         <w:spacing w:before="220" w:after="100"/>
       </w:pPr>
       <w:r>
@@ -1404,7 +1400,7 @@
                 <w:iCs/>
                 <w:color w:val="2F6FED"/>
               </w:rPr>
-              <w:t>l</w:t>
+              <w:t>L</w:t>
             </w:r>
             <w:r>
               <w:rPr>
@@ -1437,7 +1433,6 @@
                 <w:bCs/>
                 <w:color w:val="1B2A4A"/>
               </w:rPr>
-              <w:lastRenderedPageBreak/>
               <w:t>Que</w:t>
             </w:r>
           </w:p>
@@ -1460,7 +1455,15 @@
                 <w:iCs/>
                 <w:color w:val="2F6FED"/>
               </w:rPr>
-              <w:t>necesita localizar y respaldar de forma confiable la documentación de los 1,015 abonados, sin depender del archivo físico</w:t>
+              <w:t>N</w:t>
+            </w:r>
+            <w:r>
+              <w:rPr>
+                <w:i/>
+                <w:iCs/>
+                <w:color w:val="2F6FED"/>
+              </w:rPr>
+              <w:t>ecesita localizar y respaldar de forma confiable la documentación de los 1,015 abonados, sin depender del archivo físico</w:t>
             </w:r>
           </w:p>
         </w:tc>
@@ -1485,6 +1488,7 @@
                 <w:bCs/>
                 <w:color w:val="1B2A4A"/>
               </w:rPr>
+              <w:lastRenderedPageBreak/>
               <w:t xml:space="preserve">El </w:t>
             </w:r>
             <w:r>
@@ -1515,7 +1519,15 @@
                 <w:iCs/>
                 <w:color w:val="2F6FED"/>
               </w:rPr>
-              <w:t>es un sistema de información para la gestión documental de expedientes de abonados</w:t>
+              <w:t>E</w:t>
+            </w:r>
+            <w:r>
+              <w:rPr>
+                <w:i/>
+                <w:iCs/>
+                <w:color w:val="2F6FED"/>
+              </w:rPr>
+              <w:t>s un sistema de información para la gestión documental de expedientes de abonados</w:t>
             </w:r>
           </w:p>
         </w:tc>
@@ -1562,7 +1574,15 @@
                 <w:iCs/>
                 <w:color w:val="2F6FED"/>
               </w:rPr>
-              <w:t>permite digitalizar, organizar y buscar expedientes por nombre, cédula o fecha, conservando la fecha original del documento y evitando su pérdida</w:t>
+              <w:t>P</w:t>
+            </w:r>
+            <w:r>
+              <w:rPr>
+                <w:i/>
+                <w:iCs/>
+                <w:color w:val="2F6FED"/>
+              </w:rPr>
+              <w:t>ermite digitalizar, organizar y buscar expedientes por nombre, cédula o fecha, conservando la fecha original del documento y evitando su pérdida</w:t>
             </w:r>
           </w:p>
         </w:tc>
@@ -1609,7 +1629,15 @@
                 <w:iCs/>
                 <w:color w:val="2F6FED"/>
               </w:rPr>
-              <w:t>el archivo físico actual en una archivera organizada por sector y apellido, sin respaldo digital</w:t>
+              <w:t>E</w:t>
+            </w:r>
+            <w:r>
+              <w:rPr>
+                <w:i/>
+                <w:iCs/>
+                <w:color w:val="2F6FED"/>
+              </w:rPr>
+              <w:t>l archivo físico actual en una archivera organizada por sector y apellido, sin respaldo digital</w:t>
             </w:r>
           </w:p>
         </w:tc>
@@ -1656,7 +1684,15 @@
                 <w:iCs/>
                 <w:color w:val="2F6FED"/>
               </w:rPr>
-              <w:t>centraliza la información en un solo lugar digital, respaldado, con búsqueda rápida y sin depender de que una sola persona sepa dónde está cada expediente</w:t>
+              <w:t>C</w:t>
+            </w:r>
+            <w:r>
+              <w:rPr>
+                <w:i/>
+                <w:iCs/>
+                <w:color w:val="2F6FED"/>
+              </w:rPr>
+              <w:t>entraliza la información en un solo lugar digital, respaldado, con búsqueda rápida y sin depender de que una sola persona sepa dónde está cada expediente</w:t>
             </w:r>
           </w:p>
         </w:tc>
@@ -1664,7 +1700,7 @@
     </w:tbl>
     <w:p>
       <w:pPr>
-        <w:pStyle w:val="Ttulo1"/>
+        <w:pStyle w:val="Heading1"/>
         <w:pBdr>
           <w:bottom w:val="single" w:sz="6" w:space="4" w:color="2F6FED"/>
         </w:pBdr>
@@ -1683,7 +1719,7 @@
     </w:p>
     <w:p>
       <w:pPr>
-        <w:pStyle w:val="Ttulo2"/>
+        <w:pStyle w:val="Heading2"/>
         <w:spacing w:before="220" w:after="100"/>
       </w:pPr>
       <w:r>
@@ -1834,10 +1870,13 @@
             <w:vAlign w:val="center"/>
           </w:tcPr>
           <w:p>
-            <w:r>
-              <w:rPr>
-                <w:i/>
-                <w:iCs/>
+            <w:pPr>
+              <w:rPr>
+                <w:color w:val="1E2430"/>
+              </w:rPr>
+            </w:pPr>
+            <w:r>
+              <w:rPr>
                 <w:color w:val="1E2430"/>
               </w:rPr>
               <w:t>Junta Directiva del Acueducto Bodegas y Pilas</w:t>
@@ -1856,13 +1895,40 @@
             <w:vAlign w:val="center"/>
           </w:tcPr>
           <w:p>
-            <w:r>
-              <w:rPr>
-                <w:i/>
-                <w:iCs/>
-                <w:color w:val="1E2430"/>
-              </w:rPr>
-              <w:t>Órgano de gobierno de la asociación (presidenta, vicepresidente y demás miembros ad-honorem), se reúne el 1er y 3er martes de cada mes</w:t>
+            <w:pPr>
+              <w:rPr>
+                <w:color w:val="1E2430"/>
+              </w:rPr>
+            </w:pPr>
+            <w:r>
+              <w:rPr>
+                <w:color w:val="1E2430"/>
+              </w:rPr>
+              <w:t xml:space="preserve">Órgano de gobierno de la asociación (presidenta, vicepresidente y demás miembros ad-honorem), se reúne el </w:t>
+            </w:r>
+            <w:r>
+              <w:rPr>
+                <w:color w:val="1E2430"/>
+              </w:rPr>
+              <w:t>primer</w:t>
+            </w:r>
+            <w:r>
+              <w:rPr>
+                <w:color w:val="1E2430"/>
+              </w:rPr>
+              <w:t xml:space="preserve"> y </w:t>
+            </w:r>
+            <w:r>
+              <w:rPr>
+                <w:color w:val="1E2430"/>
+              </w:rPr>
+              <w:t>tercer</w:t>
+            </w:r>
+            <w:r>
+              <w:rPr>
+                <w:color w:val="1E2430"/>
+              </w:rPr>
+              <w:t xml:space="preserve"> martes de cada mes</w:t>
             </w:r>
           </w:p>
         </w:tc>
@@ -1878,21 +1944,16 @@
             <w:vAlign w:val="center"/>
           </w:tcPr>
           <w:p>
-            <w:r>
-              <w:rPr>
-                <w:i/>
-                <w:iCs/>
-                <w:color w:val="1E2430"/>
-              </w:rPr>
-              <w:t>Aprueba decisiones administrativas y de conexiones nuevas que dependen de la información contenida en los expedientes de abonados</w:t>
-            </w:r>
-            <w:r>
-              <w:rPr>
-                <w:i/>
-                <w:iCs/>
-                <w:color w:val="1E2430"/>
-              </w:rPr>
-              <w:t xml:space="preserve">. </w:t>
+            <w:pPr>
+              <w:rPr>
+                <w:color w:val="1E2430"/>
+              </w:rPr>
+            </w:pPr>
+            <w:r>
+              <w:rPr>
+                <w:color w:val="1E2430"/>
+              </w:rPr>
+              <w:t xml:space="preserve">Aprueba decisiones administrativas y de conexiones nuevas que dependen de la información contenida en los expedientes de abonados. </w:t>
             </w:r>
           </w:p>
         </w:tc>
@@ -1910,10 +1971,13 @@
             <w:vAlign w:val="center"/>
           </w:tcPr>
           <w:p>
-            <w:r>
-              <w:rPr>
-                <w:i/>
-                <w:iCs/>
+            <w:pPr>
+              <w:rPr>
+                <w:color w:val="1E2430"/>
+              </w:rPr>
+            </w:pPr>
+            <w:r>
+              <w:rPr>
                 <w:color w:val="1E2430"/>
               </w:rPr>
               <w:t>Administradora</w:t>
@@ -1932,10 +1996,13 @@
             <w:vAlign w:val="center"/>
           </w:tcPr>
           <w:p>
-            <w:r>
-              <w:rPr>
-                <w:i/>
-                <w:iCs/>
+            <w:pPr>
+              <w:rPr>
+                <w:color w:val="1E2430"/>
+              </w:rPr>
+            </w:pPr>
+            <w:r>
+              <w:rPr>
                 <w:color w:val="1E2430"/>
               </w:rPr>
               <w:t>Responsable de la administración operativa del Acueducto, 4 años en el puesto; hoy gestiona directamente el archivo físico de expedientes</w:t>
@@ -1954,10 +2021,13 @@
             <w:vAlign w:val="center"/>
           </w:tcPr>
           <w:p>
-            <w:r>
-              <w:rPr>
-                <w:i/>
-                <w:iCs/>
+            <w:pPr>
+              <w:rPr>
+                <w:color w:val="1E2430"/>
+              </w:rPr>
+            </w:pPr>
+            <w:r>
+              <w:rPr>
                 <w:color w:val="1E2430"/>
               </w:rPr>
               <w:t>Define los requerimientos del sistema, valida la propuesta y sería la usuaria principal del sistema una vez implementado</w:t>
@@ -1980,15 +2050,11 @@
           <w:p>
             <w:pPr>
               <w:rPr>
-                <w:i/>
-                <w:iCs/>
-                <w:color w:val="1E2430"/>
-              </w:rPr>
-            </w:pPr>
-            <w:r>
-              <w:rPr>
-                <w:i/>
-                <w:iCs/>
+                <w:color w:val="1E2430"/>
+              </w:rPr>
+            </w:pPr>
+            <w:r>
+              <w:rPr>
                 <w:color w:val="1E2430"/>
               </w:rPr>
               <w:t>Abonados del Acueducto (1,015)</w:t>
@@ -2009,15 +2075,11 @@
           <w:p>
             <w:pPr>
               <w:rPr>
-                <w:i/>
-                <w:iCs/>
-                <w:color w:val="1E2430"/>
-              </w:rPr>
-            </w:pPr>
-            <w:r>
-              <w:rPr>
-                <w:i/>
-                <w:iCs/>
+                <w:color w:val="1E2430"/>
+              </w:rPr>
+            </w:pPr>
+            <w:r>
+              <w:rPr>
                 <w:color w:val="1E2430"/>
               </w:rPr>
               <w:t>Usuarios del servicio de agua cuya información personal y de servicio se almacena en los expedientes</w:t>
@@ -2038,15 +2100,11 @@
           <w:p>
             <w:pPr>
               <w:rPr>
-                <w:i/>
-                <w:iCs/>
-                <w:color w:val="1E2430"/>
-              </w:rPr>
-            </w:pPr>
-            <w:r>
-              <w:rPr>
-                <w:i/>
-                <w:iCs/>
+                <w:color w:val="1E2430"/>
+              </w:rPr>
+            </w:pPr>
+            <w:r>
+              <w:rPr>
                 <w:color w:val="1E2430"/>
               </w:rPr>
               <w:t>No usan el sistema directamente, pero son los titulares de la información que el sistema resguardará</w:t>
@@ -2067,10 +2125,13 @@
             <w:vAlign w:val="center"/>
           </w:tcPr>
           <w:p>
-            <w:r>
-              <w:rPr>
-                <w:i/>
-                <w:iCs/>
+            <w:pPr>
+              <w:rPr>
+                <w:color w:val="1E2430"/>
+              </w:rPr>
+            </w:pPr>
+            <w:r>
+              <w:rPr>
                 <w:color w:val="1E2430"/>
               </w:rPr>
               <w:t>Profesor</w:t>
@@ -2089,6 +2150,11 @@
             <w:vAlign w:val="center"/>
           </w:tcPr>
           <w:p>
+            <w:pPr>
+              <w:rPr>
+                <w:color w:val="1E2430"/>
+              </w:rPr>
+            </w:pPr>
             <w:r>
               <w:rPr>
                 <w:color w:val="1E2430"/>
@@ -2109,6 +2175,11 @@
             <w:vAlign w:val="center"/>
           </w:tcPr>
           <w:p>
+            <w:pPr>
+              <w:rPr>
+                <w:color w:val="1E2430"/>
+              </w:rPr>
+            </w:pPr>
             <w:r>
               <w:rPr>
                 <w:color w:val="1E2430"/>
@@ -2121,7 +2192,7 @@
     </w:tbl>
     <w:p>
       <w:pPr>
-        <w:pStyle w:val="Ttulo2"/>
+        <w:pStyle w:val="Heading2"/>
         <w:spacing w:before="220" w:after="100"/>
         <w:ind w:left="708" w:hanging="708"/>
       </w:pPr>
@@ -2266,10 +2337,13 @@
             <w:vAlign w:val="center"/>
           </w:tcPr>
           <w:p>
-            <w:r>
-              <w:rPr>
-                <w:i/>
-                <w:iCs/>
+            <w:pPr>
+              <w:rPr>
+                <w:color w:val="1E2430"/>
+              </w:rPr>
+            </w:pPr>
+            <w:r>
+              <w:rPr>
                 <w:color w:val="1E2430"/>
               </w:rPr>
               <w:t>Administradora</w:t>
@@ -2288,10 +2362,13 @@
             <w:vAlign w:val="center"/>
           </w:tcPr>
           <w:p>
-            <w:r>
-              <w:rPr>
-                <w:i/>
-                <w:iCs/>
+            <w:pPr>
+              <w:rPr>
+                <w:color w:val="1E2430"/>
+              </w:rPr>
+            </w:pPr>
+            <w:r>
+              <w:rPr>
                 <w:color w:val="1E2430"/>
               </w:rPr>
               <w:t>Responsable de la administración del Acueducto, 4 años en el puesto; maneja actualmente el sistema de facturación móvil (SADA), por lo que tiene familiaridad con tecnología</w:t>
@@ -2310,10 +2387,13 @@
             <w:vAlign w:val="center"/>
           </w:tcPr>
           <w:p>
-            <w:r>
-              <w:rPr>
-                <w:i/>
-                <w:iCs/>
+            <w:pPr>
+              <w:rPr>
+                <w:color w:val="1E2430"/>
+              </w:rPr>
+            </w:pPr>
+            <w:r>
+              <w:rPr>
                 <w:color w:val="1E2430"/>
               </w:rPr>
               <w:t>Digitalizar, cargar, buscar y actualizar los expedientes de los abonados en el sistema</w:t>
@@ -2334,10 +2414,13 @@
             <w:vAlign w:val="center"/>
           </w:tcPr>
           <w:p>
-            <w:r>
-              <w:rPr>
-                <w:i/>
-                <w:iCs/>
+            <w:pPr>
+              <w:rPr>
+                <w:color w:val="1E2430"/>
+              </w:rPr>
+            </w:pPr>
+            <w:r>
+              <w:rPr>
                 <w:color w:val="1E2430"/>
               </w:rPr>
               <w:t>Secretaria del Acueducto</w:t>
@@ -2356,10 +2439,13 @@
             <w:vAlign w:val="center"/>
           </w:tcPr>
           <w:p>
-            <w:r>
-              <w:rPr>
-                <w:i/>
-                <w:iCs/>
+            <w:pPr>
+              <w:rPr>
+                <w:color w:val="1E2430"/>
+              </w:rPr>
+            </w:pPr>
+            <w:r>
+              <w:rPr>
                 <w:color w:val="1E2430"/>
               </w:rPr>
               <w:t>Encargada actual del manejo del archivo físico; no tiene un buen manejo de la tecnología, por lo que necesitará una interfaz sencilla e intuitiva</w:t>
@@ -2378,10 +2464,13 @@
             <w:vAlign w:val="center"/>
           </w:tcPr>
           <w:p>
-            <w:r>
-              <w:rPr>
-                <w:i/>
-                <w:iCs/>
+            <w:pPr>
+              <w:rPr>
+                <w:color w:val="1E2430"/>
+              </w:rPr>
+            </w:pPr>
+            <w:r>
+              <w:rPr>
                 <w:color w:val="1E2430"/>
               </w:rPr>
               <w:t>Apoya a la administradora en la digitalización y organización de los expedientes, realizando tareas similares dentro del sistema</w:t>
@@ -2392,10 +2481,8 @@
     </w:tbl>
     <w:p>
       <w:pPr>
-        <w:pStyle w:val="Ttulo2"/>
+        <w:pStyle w:val="Heading2"/>
         <w:spacing w:before="220" w:after="100"/>
-      </w:pPr>
-      <w:r>
         <w:rPr>
           <w:b/>
           <w:bCs/>
@@ -2403,6 +2490,42 @@
           <w:sz w:val="22"/>
           <w:szCs w:val="22"/>
         </w:rPr>
+      </w:pPr>
+    </w:p>
+    <w:p>
+      <w:pPr>
+        <w:rPr>
+          <w:b/>
+          <w:bCs/>
+          <w:color w:val="1B2A4A"/>
+          <w:sz w:val="22"/>
+          <w:szCs w:val="22"/>
+        </w:rPr>
+      </w:pPr>
+      <w:r>
+        <w:rPr>
+          <w:b/>
+          <w:bCs/>
+          <w:color w:val="1B2A4A"/>
+          <w:sz w:val="22"/>
+          <w:szCs w:val="22"/>
+        </w:rPr>
+        <w:br w:type="page"/>
+      </w:r>
+    </w:p>
+    <w:p>
+      <w:pPr>
+        <w:pStyle w:val="Heading2"/>
+        <w:spacing w:before="220" w:after="100"/>
+      </w:pPr>
+      <w:r>
+        <w:rPr>
+          <w:b/>
+          <w:bCs/>
+          <w:color w:val="1B2A4A"/>
+          <w:sz w:val="22"/>
+          <w:szCs w:val="22"/>
+        </w:rPr>
         <w:lastRenderedPageBreak/>
         <w:t>3.3 Entorno del usuario</w:t>
       </w:r>
@@ -2450,7 +2573,7 @@
           <w:sz w:val="21"/>
           <w:szCs w:val="21"/>
         </w:rPr>
-        <w:t>estable</w:t>
+        <w:t>inestable</w:t>
       </w:r>
       <w:r>
         <w:rPr>
@@ -2460,7 +2583,7 @@
           <w:sz w:val="21"/>
           <w:szCs w:val="21"/>
         </w:rPr>
-        <w:t xml:space="preserve"> que es usado por </w:t>
+        <w:t>, tres</w:t>
       </w:r>
       <w:r>
         <w:rPr>
@@ -2470,7 +2593,7 @@
           <w:sz w:val="21"/>
           <w:szCs w:val="21"/>
         </w:rPr>
-        <w:t>aproximadamente 4 personas</w:t>
+        <w:t xml:space="preserve"> </w:t>
       </w:r>
       <w:r>
         <w:rPr>
@@ -2480,7 +2603,7 @@
           <w:sz w:val="21"/>
           <w:szCs w:val="21"/>
         </w:rPr>
-        <w:t>, tres</w:t>
+        <w:t>escritorios</w:t>
       </w:r>
       <w:r>
         <w:rPr>
@@ -2490,7 +2613,7 @@
           <w:sz w:val="21"/>
           <w:szCs w:val="21"/>
         </w:rPr>
-        <w:t xml:space="preserve"> </w:t>
+        <w:t xml:space="preserve"> y una sola laptop que funciona.</w:t>
       </w:r>
       <w:r>
         <w:rPr>
@@ -2500,7 +2623,7 @@
           <w:sz w:val="21"/>
           <w:szCs w:val="21"/>
         </w:rPr>
-        <w:t>escritorios (</w:t>
+        <w:t xml:space="preserve"> </w:t>
       </w:r>
       <w:r>
         <w:rPr>
@@ -2510,92 +2633,12 @@
           <w:sz w:val="21"/>
           <w:szCs w:val="21"/>
         </w:rPr>
-        <w:t>dos</w:t>
-      </w:r>
-      <w:r>
-        <w:rPr>
-          <w:i/>
-          <w:iCs/>
-          <w:color w:val="2F6FED"/>
-          <w:sz w:val="21"/>
-          <w:szCs w:val="21"/>
-        </w:rPr>
-        <w:t xml:space="preserve"> en buen estado</w:t>
-      </w:r>
-      <w:r>
-        <w:rPr>
-          <w:i/>
-          <w:iCs/>
-          <w:color w:val="2F6FED"/>
-          <w:sz w:val="21"/>
-          <w:szCs w:val="21"/>
-        </w:rPr>
-        <w:t xml:space="preserve"> y uno</w:t>
-      </w:r>
-      <w:r>
-        <w:rPr>
-          <w:i/>
-          <w:iCs/>
-          <w:color w:val="2F6FED"/>
-          <w:sz w:val="21"/>
-          <w:szCs w:val="21"/>
-        </w:rPr>
-        <w:t xml:space="preserve"> </w:t>
-      </w:r>
-      <w:r>
-        <w:rPr>
-          <w:i/>
-          <w:iCs/>
-          <w:color w:val="2F6FED"/>
-          <w:sz w:val="21"/>
-          <w:szCs w:val="21"/>
-        </w:rPr>
-        <w:t>para</w:t>
-      </w:r>
-      <w:r>
-        <w:rPr>
-          <w:i/>
-          <w:iCs/>
-          <w:color w:val="2F6FED"/>
-          <w:sz w:val="21"/>
-          <w:szCs w:val="21"/>
-        </w:rPr>
-        <w:t xml:space="preserve"> cobros regular)</w:t>
-      </w:r>
-      <w:r>
-        <w:rPr>
-          <w:i/>
-          <w:iCs/>
-          <w:color w:val="2F6FED"/>
-          <w:sz w:val="21"/>
-          <w:szCs w:val="21"/>
-        </w:rPr>
-        <w:t xml:space="preserve"> y una sola laptop que funciona deficientemente.</w:t>
-      </w:r>
-      <w:r>
-        <w:rPr>
-          <w:i/>
-          <w:iCs/>
-          <w:color w:val="2F6FED"/>
-          <w:sz w:val="21"/>
-          <w:szCs w:val="21"/>
-        </w:rPr>
-        <w:t xml:space="preserve"> </w:t>
-      </w:r>
-      <w:r>
-        <w:rPr>
-          <w:i/>
-          <w:iCs/>
-          <w:color w:val="2F6FED"/>
-          <w:sz w:val="21"/>
-          <w:szCs w:val="21"/>
-        </w:rPr>
         <w:t xml:space="preserve">Poseen un “archivo digital” almacenado en la laptop con respaldo en discos externos y el resto del archivo lo manejan de forma física. </w:t>
       </w:r>
     </w:p>
     <w:p>
       <w:pPr>
-        <w:pStyle w:val="Ttulo2"/>
+        <w:pStyle w:val="Heading2"/>
         <w:spacing w:before="220" w:after="100"/>
       </w:pPr>
       <w:r>
@@ -2750,10 +2793,13 @@
             <w:vAlign w:val="center"/>
           </w:tcPr>
           <w:p>
-            <w:r>
-              <w:rPr>
-                <w:i/>
-                <w:iCs/>
+            <w:pPr>
+              <w:rPr>
+                <w:color w:val="1E2430"/>
+              </w:rPr>
+            </w:pPr>
+            <w:r>
+              <w:rPr>
                 <w:color w:val="1E2430"/>
               </w:rPr>
               <w:t>Garantizar el resguardo e integridad de los expedientes de los abonados</w:t>
@@ -2774,11 +2820,12 @@
           <w:p>
             <w:pPr>
               <w:jc w:val="center"/>
-            </w:pPr>
-            <w:r>
-              <w:rPr>
-                <w:i/>
-                <w:iCs/>
+              <w:rPr>
+                <w:color w:val="1E2430"/>
+              </w:rPr>
+            </w:pPr>
+            <w:r>
+              <w:rPr>
                 <w:color w:val="1E2430"/>
               </w:rPr>
               <w:t>Alta</w:t>
@@ -2797,10 +2844,13 @@
             <w:vAlign w:val="center"/>
           </w:tcPr>
           <w:p>
-            <w:r>
-              <w:rPr>
-                <w:i/>
-                <w:iCs/>
+            <w:pPr>
+              <w:rPr>
+                <w:color w:val="1E2430"/>
+              </w:rPr>
+            </w:pPr>
+            <w:r>
+              <w:rPr>
                 <w:color w:val="1E2430"/>
               </w:rPr>
               <w:t>Archivo físico en archivera organizada por sector y apellido, expuesto a perdidas documentadas y sin respaldo</w:t>
@@ -2819,10 +2869,13 @@
             <w:vAlign w:val="center"/>
           </w:tcPr>
           <w:p>
-            <w:r>
-              <w:rPr>
-                <w:i/>
-                <w:iCs/>
+            <w:pPr>
+              <w:rPr>
+                <w:color w:val="1E2430"/>
+              </w:rPr>
+            </w:pPr>
+            <w:r>
+              <w:rPr>
                 <w:color w:val="1E2430"/>
               </w:rPr>
               <w:t>Digitalización y almacenamiento centralizado con respaldos periódicos programados, eliminando la dependencia exclusiva del papel</w:t>
@@ -2843,10 +2896,13 @@
             <w:vAlign w:val="center"/>
           </w:tcPr>
           <w:p>
-            <w:r>
-              <w:rPr>
-                <w:i/>
-                <w:iCs/>
+            <w:pPr>
+              <w:rPr>
+                <w:color w:val="1E2430"/>
+              </w:rPr>
+            </w:pPr>
+            <w:r>
+              <w:rPr>
                 <w:color w:val="1E2430"/>
               </w:rPr>
               <w:t>Agilizar la localización y consulta de documentos</w:t>
@@ -2867,11 +2923,12 @@
           <w:p>
             <w:pPr>
               <w:jc w:val="center"/>
-            </w:pPr>
-            <w:r>
-              <w:rPr>
-                <w:i/>
-                <w:iCs/>
+              <w:rPr>
+                <w:color w:val="1E2430"/>
+              </w:rPr>
+            </w:pPr>
+            <w:r>
+              <w:rPr>
                 <w:color w:val="1E2430"/>
               </w:rPr>
               <w:t>Alta</w:t>
@@ -2890,10 +2947,13 @@
             <w:vAlign w:val="center"/>
           </w:tcPr>
           <w:p>
-            <w:r>
-              <w:rPr>
-                <w:i/>
-                <w:iCs/>
+            <w:pPr>
+              <w:rPr>
+                <w:color w:val="1E2430"/>
+              </w:rPr>
+            </w:pPr>
+            <w:r>
+              <w:rPr>
                 <w:color w:val="1E2430"/>
               </w:rPr>
               <w:t>Búsqueda manual física carpeta por carpeta, dependiendo de la memoria o presencia de una sola persona.</w:t>
@@ -2912,29 +2972,16 @@
             <w:vAlign w:val="center"/>
           </w:tcPr>
           <w:p>
-            <w:r>
-              <w:rPr>
-                <w:i/>
-                <w:iCs/>
-                <w:color w:val="1E2430"/>
-              </w:rPr>
-              <w:t>Módulo de búsqueda con filtros por nombre, cédula, sector y fecha</w:t>
-            </w:r>
-            <w:r>
-              <w:rPr>
-                <w:i/>
-                <w:iCs/>
-                <w:color w:val="1E2430"/>
-              </w:rPr>
-              <w:t xml:space="preserve"> original del documento</w:t>
-            </w:r>
-            <w:r>
-              <w:rPr>
-                <w:i/>
-                <w:iCs/>
-                <w:color w:val="1E2430"/>
-              </w:rPr>
-              <w:t>.</w:t>
+            <w:pPr>
+              <w:rPr>
+                <w:color w:val="1E2430"/>
+              </w:rPr>
+            </w:pPr>
+            <w:r>
+              <w:rPr>
+                <w:color w:val="1E2430"/>
+              </w:rPr>
+              <w:t>Módulo de búsqueda con filtros por nombre, cédula, sector y fecha original del documento.</w:t>
             </w:r>
           </w:p>
         </w:tc>
@@ -2952,10 +2999,13 @@
             <w:vAlign w:val="center"/>
           </w:tcPr>
           <w:p>
-            <w:r>
-              <w:rPr>
-                <w:i/>
-                <w:iCs/>
+            <w:pPr>
+              <w:rPr>
+                <w:color w:val="1E2430"/>
+              </w:rPr>
+            </w:pPr>
+            <w:r>
+              <w:rPr>
                 <w:color w:val="1E2430"/>
               </w:rPr>
               <w:t>Estandarizar la estructura documental de cada abonado</w:t>
@@ -2977,15 +3027,11 @@
             <w:pPr>
               <w:jc w:val="center"/>
               <w:rPr>
-                <w:i/>
-                <w:iCs/>
-                <w:color w:val="1E2430"/>
-              </w:rPr>
-            </w:pPr>
-            <w:r>
-              <w:rPr>
-                <w:i/>
-                <w:iCs/>
+                <w:color w:val="1E2430"/>
+              </w:rPr>
+            </w:pPr>
+            <w:r>
+              <w:rPr>
                 <w:color w:val="1E2430"/>
               </w:rPr>
               <w:t>Media</w:t>
@@ -3004,29 +3050,16 @@
             <w:vAlign w:val="center"/>
           </w:tcPr>
           <w:p>
-            <w:r>
-              <w:rPr>
-                <w:i/>
-                <w:iCs/>
-                <w:color w:val="1E2430"/>
-              </w:rPr>
-              <w:t>Expedientes físicos heterogéneos sin un estándar claro sobre qué documentos deben contener. (</w:t>
-            </w:r>
-            <w:r>
-              <w:rPr>
-                <w:i/>
-                <w:iCs/>
-                <w:color w:val="1E2430"/>
-              </w:rPr>
-              <w:t xml:space="preserve">Preguntar: </w:t>
-            </w:r>
-            <w:r>
-              <w:rPr>
-                <w:i/>
-                <w:iCs/>
-                <w:color w:val="1E2430"/>
-              </w:rPr>
-              <w:t>¿Cuáles son los tipos de documentos mínimos obligatorios que conforman un expediente completo?)</w:t>
+            <w:pPr>
+              <w:rPr>
+                <w:color w:val="1E2430"/>
+              </w:rPr>
+            </w:pPr>
+            <w:r>
+              <w:rPr>
+                <w:color w:val="1E2430"/>
+              </w:rPr>
+              <w:t>Expedientes físicos heterogéneos sin un estándar claro sobre qué documentos deben contener. (Preguntar: ¿Cuáles son los tipos de documentos mínimos obligatorios que conforman un expediente completo?)</w:t>
             </w:r>
           </w:p>
         </w:tc>
@@ -3042,10 +3075,13 @@
             <w:vAlign w:val="center"/>
           </w:tcPr>
           <w:p>
-            <w:r>
-              <w:rPr>
-                <w:i/>
-                <w:iCs/>
+            <w:pPr>
+              <w:rPr>
+                <w:color w:val="1E2430"/>
+              </w:rPr>
+            </w:pPr>
+            <w:r>
+              <w:rPr>
                 <w:color w:val="1E2430"/>
               </w:rPr>
               <w:t>Categorización de archivos dentro del expediente (p. ej., Formulario/Contrato de servicio, Cédula, Correspondencia).</w:t>
@@ -3056,7 +3092,7 @@
     </w:tbl>
     <w:p>
       <w:pPr>
-        <w:pStyle w:val="Ttulo1"/>
+        <w:pStyle w:val="Heading1"/>
         <w:pBdr>
           <w:bottom w:val="single" w:sz="6" w:space="4" w:color="2F6FED"/>
         </w:pBdr>
@@ -3075,7 +3111,7 @@
     </w:p>
     <w:p>
       <w:pPr>
-        <w:pStyle w:val="Ttulo2"/>
+        <w:pStyle w:val="Heading2"/>
         <w:spacing w:before="220" w:after="100"/>
       </w:pPr>
       <w:r>
@@ -3144,7 +3180,7 @@
     </w:p>
     <w:p>
       <w:pPr>
-        <w:pStyle w:val="Ttulo2"/>
+        <w:pStyle w:val="Heading2"/>
         <w:spacing w:before="220" w:after="100"/>
       </w:pPr>
       <w:r>
@@ -3262,18 +3298,19 @@
             <w:vAlign w:val="center"/>
           </w:tcPr>
           <w:p>
-            <w:r>
-              <w:rPr>
-                <w:i/>
-                <w:iCs/>
+            <w:pPr>
+              <w:rPr>
+                <w:color w:val="1E2430"/>
+              </w:rPr>
+            </w:pPr>
+            <w:r>
+              <w:rPr>
                 <w:color w:val="1E2430"/>
               </w:rPr>
               <w:t>Cero perdidas</w:t>
             </w:r>
             <w:r>
               <w:rPr>
-                <w:i/>
-                <w:iCs/>
                 <w:color w:val="1E2430"/>
               </w:rPr>
               <w:t xml:space="preserve"> de expedientes y alta disponibilidad</w:t>
@@ -3292,23 +3329,16 @@
             <w:vAlign w:val="center"/>
           </w:tcPr>
           <w:p>
-            <w:r>
-              <w:rPr>
-                <w:b/>
-                <w:bCs/>
-                <w:i/>
-                <w:iCs/>
-                <w:color w:val="1E2430"/>
-              </w:rPr>
-              <w:t>Módulo de Gestión Documental Centralizado:</w:t>
-            </w:r>
-            <w:r>
-              <w:rPr>
-                <w:i/>
-                <w:iCs/>
-                <w:color w:val="1E2430"/>
-              </w:rPr>
-              <w:t xml:space="preserve"> Permite la carga, digitalización e indexación de archivos vinculados a la ficha de cada abonado, con mecanismos de almacenamiento seguro.</w:t>
+            <w:pPr>
+              <w:rPr>
+                <w:color w:val="1E2430"/>
+              </w:rPr>
+            </w:pPr>
+            <w:r>
+              <w:rPr>
+                <w:color w:val="1E2430"/>
+              </w:rPr>
+              <w:t>Módulo de Gestión Documental Centralizado: Permite la carga, digitalización e indexación de archivos vinculados a la ficha de cada abonado, con mecanismos de almacenamiento seguro.</w:t>
             </w:r>
           </w:p>
         </w:tc>
@@ -3326,10 +3356,13 @@
             <w:vAlign w:val="center"/>
           </w:tcPr>
           <w:p>
-            <w:r>
-              <w:rPr>
-                <w:i/>
-                <w:iCs/>
+            <w:pPr>
+              <w:rPr>
+                <w:color w:val="1E2430"/>
+              </w:rPr>
+            </w:pPr>
+            <w:r>
+              <w:rPr>
                 <w:color w:val="1E2430"/>
               </w:rPr>
               <w:t>Reducción drástica del tiempo de búsqueda e inspección</w:t>
@@ -3348,23 +3381,16 @@
             <w:vAlign w:val="center"/>
           </w:tcPr>
           <w:p>
-            <w:r>
-              <w:rPr>
-                <w:b/>
-                <w:bCs/>
-                <w:i/>
-                <w:iCs/>
-                <w:color w:val="1E2430"/>
-              </w:rPr>
-              <w:t>Motor de Búsqueda y Filtrado Multicriterio:</w:t>
-            </w:r>
-            <w:r>
-              <w:rPr>
-                <w:i/>
-                <w:iCs/>
-                <w:color w:val="1E2430"/>
-              </w:rPr>
-              <w:t xml:space="preserve"> Consulta inmediata de expedientes mediante parámetros como cédula, nombre completo, sector o rango de fechas.</w:t>
+            <w:pPr>
+              <w:rPr>
+                <w:color w:val="1E2430"/>
+              </w:rPr>
+            </w:pPr>
+            <w:r>
+              <w:rPr>
+                <w:color w:val="1E2430"/>
+              </w:rPr>
+              <w:t>Motor de Búsqueda y Filtrado Multicriterio: Consulta inmediata de expedientes mediante parámetros como cédula, nombre completo, sector o rango de fechas.</w:t>
             </w:r>
           </w:p>
         </w:tc>
@@ -3382,10 +3408,13 @@
             <w:vAlign w:val="center"/>
           </w:tcPr>
           <w:p>
-            <w:r>
-              <w:rPr>
-                <w:i/>
-                <w:iCs/>
+            <w:pPr>
+              <w:rPr>
+                <w:color w:val="1E2430"/>
+              </w:rPr>
+            </w:pPr>
+            <w:r>
+              <w:rPr>
                 <w:color w:val="1E2430"/>
               </w:rPr>
               <w:lastRenderedPageBreak/>
@@ -3405,23 +3434,16 @@
             <w:vAlign w:val="center"/>
           </w:tcPr>
           <w:p>
-            <w:r>
-              <w:rPr>
-                <w:b/>
-                <w:bCs/>
-                <w:i/>
-                <w:iCs/>
-                <w:color w:val="1E2430"/>
-              </w:rPr>
-              <w:t>Panel de Estado de Completitud:</w:t>
-            </w:r>
-            <w:r>
-              <w:rPr>
-                <w:i/>
-                <w:iCs/>
-                <w:color w:val="1E2430"/>
-              </w:rPr>
-              <w:t xml:space="preserve"> Identificación visual rápida de abonados con expediente completo (p. ej. contrato de servicio firmado) versus expedientes incompletos.</w:t>
+            <w:pPr>
+              <w:rPr>
+                <w:color w:val="1E2430"/>
+              </w:rPr>
+            </w:pPr>
+            <w:r>
+              <w:rPr>
+                <w:color w:val="1E2430"/>
+              </w:rPr>
+              <w:t>Panel de Estado de Completitud: Identificación visual rápida de abonados con expediente completo (p. ej. contrato de servicio firmado) versus expedientes incompletos.</w:t>
             </w:r>
           </w:p>
         </w:tc>
@@ -3429,7 +3451,7 @@
     </w:tbl>
     <w:p>
       <w:pPr>
-        <w:pStyle w:val="Ttulo1"/>
+        <w:pStyle w:val="Heading1"/>
         <w:pBdr>
           <w:bottom w:val="single" w:sz="6" w:space="4" w:color="2F6FED"/>
         </w:pBdr>
@@ -3463,7 +3485,7 @@
     </w:p>
     <w:p>
       <w:pPr>
-        <w:pStyle w:val="Prrafodelista"/>
+        <w:pStyle w:val="ListParagraph"/>
         <w:numPr>
           <w:ilvl w:val="0"/>
           <w:numId w:val="2"/>
@@ -3476,7 +3498,7 @@
     </w:p>
     <w:p>
       <w:pPr>
-        <w:pStyle w:val="Prrafodelista"/>
+        <w:pStyle w:val="ListParagraph"/>
         <w:numPr>
           <w:ilvl w:val="0"/>
           <w:numId w:val="2"/>
@@ -3489,7 +3511,7 @@
     </w:p>
     <w:p>
       <w:pPr>
-        <w:pStyle w:val="Prrafodelista"/>
+        <w:pStyle w:val="ListParagraph"/>
         <w:numPr>
           <w:ilvl w:val="0"/>
           <w:numId w:val="2"/>
@@ -3502,7 +3524,7 @@
     </w:p>
     <w:p>
       <w:pPr>
-        <w:pStyle w:val="Prrafodelista"/>
+        <w:pStyle w:val="ListParagraph"/>
         <w:numPr>
           <w:ilvl w:val="0"/>
           <w:numId w:val="2"/>
@@ -3515,7 +3537,7 @@
     </w:p>
     <w:p>
       <w:pPr>
-        <w:pStyle w:val="Ttulo1"/>
+        <w:pStyle w:val="Heading1"/>
         <w:pBdr>
           <w:bottom w:val="single" w:sz="6" w:space="4" w:color="2F6FED"/>
         </w:pBdr>
@@ -3621,6 +3643,11 @@
             <w:vAlign w:val="center"/>
           </w:tcPr>
           <w:p>
+            <w:pPr>
+              <w:rPr>
+                <w:color w:val="1E2430"/>
+              </w:rPr>
+            </w:pPr>
             <w:r>
               <w:rPr>
                 <w:color w:val="1E2430"/>
@@ -3641,10 +3668,13 @@
             <w:vAlign w:val="center"/>
           </w:tcPr>
           <w:p>
-            <w:r>
-              <w:rPr>
-                <w:i/>
-                <w:iCs/>
+            <w:pPr>
+              <w:rPr>
+                <w:color w:val="1E2430"/>
+              </w:rPr>
+            </w:pPr>
+            <w:r>
+              <w:rPr>
                 <w:color w:val="1E2430"/>
               </w:rPr>
               <w:t>Interfaz gráfica intuitiva, limpia y simplificada. Debe permitir a la secretaría realizar búsquedas y subidas de archivos de manera sencilla.</w:t>
@@ -3665,6 +3695,11 @@
             <w:vAlign w:val="center"/>
           </w:tcPr>
           <w:p>
+            <w:pPr>
+              <w:rPr>
+                <w:color w:val="1E2430"/>
+              </w:rPr>
+            </w:pPr>
             <w:r>
               <w:rPr>
                 <w:color w:val="1E2430"/>
@@ -3685,10 +3720,13 @@
             <w:vAlign w:val="center"/>
           </w:tcPr>
           <w:p>
-            <w:r>
-              <w:rPr>
-                <w:i/>
-                <w:iCs/>
+            <w:pPr>
+              <w:rPr>
+                <w:color w:val="1E2430"/>
+              </w:rPr>
+            </w:pPr>
+            <w:r>
+              <w:rPr>
                 <w:color w:val="1E2430"/>
               </w:rPr>
               <w:t>Garantizar integridad absoluta de los metadatos; el sistema no debe perder archivos ni alterar en ninguna circunstancia la fecha original asignada a los documentos adjuntos.</w:t>
@@ -3709,6 +3747,11 @@
             <w:vAlign w:val="center"/>
           </w:tcPr>
           <w:p>
+            <w:pPr>
+              <w:rPr>
+                <w:color w:val="1E2430"/>
+              </w:rPr>
+            </w:pPr>
             <w:r>
               <w:rPr>
                 <w:color w:val="1E2430"/>
@@ -3729,29 +3772,16 @@
             <w:vAlign w:val="center"/>
           </w:tcPr>
           <w:p>
-            <w:r>
-              <w:rPr>
-                <w:i/>
-                <w:iCs/>
-                <w:color w:val="1E2430"/>
-              </w:rPr>
-              <w:t xml:space="preserve">Tiempo de respuesta en búsquedas y filtrado de expedientes </w:t>
-            </w:r>
-            <w:r>
-              <w:rPr>
-                <w:i/>
-                <w:iCs/>
-                <w:color w:val="1E2430"/>
-              </w:rPr>
-              <w:t xml:space="preserve">de manera ágil </w:t>
-            </w:r>
-            <w:r>
-              <w:rPr>
-                <w:i/>
-                <w:iCs/>
-                <w:color w:val="1E2430"/>
-              </w:rPr>
-              <w:t>bajo la base de datos de 1,015 abonados, operando eficientemente en hardware de bajas especificaciones.</w:t>
+            <w:pPr>
+              <w:rPr>
+                <w:color w:val="1E2430"/>
+              </w:rPr>
+            </w:pPr>
+            <w:r>
+              <w:rPr>
+                <w:color w:val="1E2430"/>
+              </w:rPr>
+              <w:t>Tiempo de respuesta en búsquedas y filtrado de expedientes de manera ágil bajo la base de datos de 1,015 abonados, operando eficientemente en hardware de bajas especificaciones.</w:t>
             </w:r>
           </w:p>
         </w:tc>
@@ -3769,6 +3799,11 @@
             <w:vAlign w:val="center"/>
           </w:tcPr>
           <w:p>
+            <w:pPr>
+              <w:rPr>
+                <w:color w:val="1E2430"/>
+              </w:rPr>
+            </w:pPr>
             <w:r>
               <w:rPr>
                 <w:color w:val="1E2430"/>
@@ -3789,13 +3824,68 @@
             <w:vAlign w:val="center"/>
           </w:tcPr>
           <w:p>
-            <w:r>
-              <w:rPr>
-                <w:i/>
-                <w:iCs/>
+            <w:pPr>
+              <w:rPr>
+                <w:color w:val="1E2430"/>
+              </w:rPr>
+            </w:pPr>
+            <w:r>
+              <w:rPr>
                 <w:color w:val="1E2430"/>
               </w:rPr>
               <w:t>Arquitectura modular basada en estándares abiertos que facilite el mantenimiento preventivo/correctivo por parte de estudiantes de Informática Empresarial o un administrador técnico externo.</w:t>
+            </w:r>
+          </w:p>
+        </w:tc>
+      </w:tr>
+      <w:tr>
+        <w:tc>
+          <w:tcPr>
+            <w:tcW w:w="2600" w:type="dxa"/>
+            <w:tcMar>
+              <w:top w:w="90" w:type="dxa"/>
+              <w:left w:w="110" w:type="dxa"/>
+              <w:bottom w:w="90" w:type="dxa"/>
+              <w:right w:w="110" w:type="dxa"/>
+            </w:tcMar>
+            <w:vAlign w:val="center"/>
+          </w:tcPr>
+          <w:p>
+            <w:pPr>
+              <w:rPr>
+                <w:color w:val="1E2430"/>
+              </w:rPr>
+            </w:pPr>
+            <w:r>
+              <w:rPr>
+                <w:color w:val="1E2430"/>
+              </w:rPr>
+              <w:t>Seguridad</w:t>
+            </w:r>
+          </w:p>
+        </w:tc>
+        <w:tc>
+          <w:tcPr>
+            <w:tcW w:w="6760" w:type="dxa"/>
+            <w:tcMar>
+              <w:top w:w="90" w:type="dxa"/>
+              <w:left w:w="110" w:type="dxa"/>
+              <w:bottom w:w="90" w:type="dxa"/>
+              <w:right w:w="110" w:type="dxa"/>
+            </w:tcMar>
+            <w:vAlign w:val="center"/>
+          </w:tcPr>
+          <w:p>
+            <w:pPr>
+              <w:rPr>
+                <w:color w:val="1E2430"/>
+              </w:rPr>
+            </w:pPr>
+            <w:r>
+              <w:rPr>
+                <w:color w:val="1E2430"/>
+              </w:rPr>
+              <w:t>Protección de la información sensible de los abonados (cédulas y documentos personales) mediante cifrado de los datos almacenados y control de acceso a la información, de forma que solo personal autorizado del Acueducto pueda consultarla o modificarla.</w:t>
             </w:r>
           </w:p>
         </w:tc>
@@ -3803,7 +3893,7 @@
     </w:tbl>
     <w:p>
       <w:pPr>
-        <w:pStyle w:val="Ttulo1"/>
+        <w:pStyle w:val="Heading1"/>
         <w:pBdr>
           <w:bottom w:val="single" w:sz="6" w:space="4" w:color="2F6FED"/>
         </w:pBdr>
@@ -3924,6 +4014,11 @@
             <w:vAlign w:val="center"/>
           </w:tcPr>
           <w:p>
+            <w:pPr>
+              <w:rPr>
+                <w:color w:val="1E2430"/>
+              </w:rPr>
+            </w:pPr>
             <w:r>
               <w:rPr>
                 <w:color w:val="1E2430"/>
@@ -3946,23 +4041,17 @@
           <w:p>
             <w:pPr>
               <w:rPr>
-                <w:i/>
-                <w:iCs/>
-                <w:color w:val="1E2430"/>
-              </w:rPr>
-            </w:pPr>
-            <w:r>
-              <w:rPr>
-                <w:i/>
-                <w:iCs/>
+                <w:color w:val="1E2430"/>
+              </w:rPr>
+            </w:pPr>
+            <w:r>
+              <w:rPr>
                 <w:color w:val="1E2430"/>
               </w:rPr>
               <w:t xml:space="preserve">Restricción — </w:t>
             </w:r>
             <w:r>
               <w:rPr>
-                <w:i/>
-                <w:iCs/>
                 <w:color w:val="1E2430"/>
               </w:rPr>
               <w:t xml:space="preserve">el proyecto debe completarse dentro del calendario del II Ciclo 2026 fijado por el curso IF6100. </w:t>
@@ -3983,6 +4072,11 @@
             <w:vAlign w:val="center"/>
           </w:tcPr>
           <w:p>
+            <w:pPr>
+              <w:rPr>
+                <w:color w:val="1E2430"/>
+              </w:rPr>
+            </w:pPr>
             <w:r>
               <w:rPr>
                 <w:color w:val="1E2430"/>
@@ -4003,21 +4097,29 @@
             <w:vAlign w:val="center"/>
           </w:tcPr>
           <w:p>
-            <w:r>
-              <w:rPr>
-                <w:i/>
-                <w:iCs/>
+            <w:pPr>
+              <w:rPr>
+                <w:color w:val="1E2430"/>
+              </w:rPr>
+            </w:pPr>
+            <w:r>
+              <w:rPr>
                 <w:color w:val="1E2430"/>
               </w:rPr>
               <w:t xml:space="preserve">Meta — </w:t>
             </w:r>
             <w:r>
               <w:rPr>
-                <w:i/>
-                <w:iCs/>
-                <w:color w:val="1E2430"/>
-              </w:rPr>
-              <w:t>el núcleo (gestión documental centralizada y búsqueda por nombre/cédula/sector/fecha) es fijo; funcionalidades como el Panel de Estado de Completitud pueden priorizarse o posponerse según el tiempo disponible.</w:t>
+                <w:color w:val="1E2430"/>
+              </w:rPr>
+              <w:t xml:space="preserve">el núcleo (gestión documental centralizada y búsqueda por nombre/cédula/sector/fecha) es fijo; funcionalidades como el Panel de </w:t>
+            </w:r>
+            <w:r>
+              <w:rPr>
+                <w:color w:val="1E2430"/>
+              </w:rPr>
+              <w:lastRenderedPageBreak/>
+              <w:t>Estado de Completitud pueden priorizarse o posponerse según el tiempo disponible.</w:t>
             </w:r>
           </w:p>
         </w:tc>
@@ -4035,6 +4137,11 @@
             <w:vAlign w:val="center"/>
           </w:tcPr>
           <w:p>
+            <w:pPr>
+              <w:rPr>
+                <w:color w:val="1E2430"/>
+              </w:rPr>
+            </w:pPr>
             <w:r>
               <w:rPr>
                 <w:color w:val="1E2430"/>
@@ -4056,37 +4163,22 @@
             <w:vAlign w:val="center"/>
           </w:tcPr>
           <w:p>
-            <w:r>
-              <w:rPr>
-                <w:i/>
-                <w:iCs/>
+            <w:pPr>
+              <w:rPr>
+                <w:color w:val="1E2430"/>
+              </w:rPr>
+            </w:pPr>
+            <w:r>
+              <w:rPr>
                 <w:color w:val="1E2430"/>
               </w:rPr>
               <w:t xml:space="preserve">Restricción — </w:t>
             </w:r>
             <w:r>
               <w:rPr>
-                <w:i/>
-                <w:iCs/>
-                <w:color w:val="1E2430"/>
-              </w:rPr>
-              <w:t>la propuesta debe ser viable con la infraestructura real de la ASADA</w:t>
-            </w:r>
-            <w:r>
-              <w:rPr>
-                <w:i/>
-                <w:iCs/>
-                <w:color w:val="1E2430"/>
-              </w:rPr>
-              <w:t xml:space="preserve"> y su presupuesto</w:t>
-            </w:r>
-            <w:r>
-              <w:rPr>
-                <w:i/>
-                <w:iCs/>
-                <w:color w:val="1E2430"/>
-              </w:rPr>
-              <w:t>, no una solución que asuma recursos que no tienen.</w:t>
+                <w:color w:val="1E2430"/>
+              </w:rPr>
+              <w:t>la propuesta debe ser viable con la infraestructura real de la ASADA y su presupuesto, no una solución que asuma recursos que no tienen.</w:t>
             </w:r>
           </w:p>
         </w:tc>
@@ -4104,6 +4196,11 @@
             <w:vAlign w:val="center"/>
           </w:tcPr>
           <w:p>
+            <w:pPr>
+              <w:rPr>
+                <w:color w:val="1E2430"/>
+              </w:rPr>
+            </w:pPr>
             <w:r>
               <w:rPr>
                 <w:color w:val="1E2430"/>
@@ -4124,18 +4221,19 @@
             <w:vAlign w:val="center"/>
           </w:tcPr>
           <w:p>
-            <w:r>
-              <w:rPr>
-                <w:i/>
-                <w:iCs/>
+            <w:pPr>
+              <w:rPr>
+                <w:color w:val="1E2430"/>
+              </w:rPr>
+            </w:pPr>
+            <w:r>
+              <w:rPr>
                 <w:color w:val="1E2430"/>
               </w:rPr>
               <w:t xml:space="preserve">Restricción — </w:t>
             </w:r>
             <w:r>
               <w:rPr>
-                <w:i/>
-                <w:iCs/>
                 <w:color w:val="1E2430"/>
               </w:rPr>
               <w:t xml:space="preserve">grupo fijo de 4 integrantes: </w:t>
@@ -4143,8 +4241,6 @@
             <w:proofErr w:type="spellStart"/>
             <w:r>
               <w:rPr>
-                <w:i/>
-                <w:iCs/>
                 <w:color w:val="1E2430"/>
               </w:rPr>
               <w:t>Mariangel</w:t>
@@ -4152,8 +4248,6 @@
             <w:proofErr w:type="spellEnd"/>
             <w:r>
               <w:rPr>
-                <w:i/>
-                <w:iCs/>
                 <w:color w:val="1E2430"/>
               </w:rPr>
               <w:t xml:space="preserve"> Arias Alfaro, Alejandro Arias Rojas, Sebastián Alfaro Arias y Kendal Trejos Cubero.</w:t>
@@ -4164,7 +4258,7 @@
     </w:tbl>
     <w:p>
       <w:pPr>
-        <w:pStyle w:val="Ttulo1"/>
+        <w:pStyle w:val="Heading1"/>
         <w:pBdr>
           <w:bottom w:val="single" w:sz="6" w:space="4" w:color="2F6FED"/>
         </w:pBdr>
@@ -4183,7 +4277,7 @@
     </w:p>
     <w:p>
       <w:pPr>
-        <w:pStyle w:val="Prrafodelista"/>
+        <w:pStyle w:val="ListParagraph"/>
         <w:numPr>
           <w:ilvl w:val="0"/>
           <w:numId w:val="2"/>
@@ -4199,7 +4293,7 @@
     </w:p>
     <w:p>
       <w:pPr>
-        <w:pStyle w:val="Prrafodelista"/>
+        <w:pStyle w:val="ListParagraph"/>
         <w:numPr>
           <w:ilvl w:val="0"/>
           <w:numId w:val="2"/>
@@ -4215,7 +4309,7 @@
     </w:p>
     <w:p>
       <w:pPr>
-        <w:pStyle w:val="Prrafodelista"/>
+        <w:pStyle w:val="ListParagraph"/>
         <w:numPr>
           <w:ilvl w:val="0"/>
           <w:numId w:val="2"/>
@@ -4228,7 +4322,7 @@
     </w:p>
     <w:p>
       <w:pPr>
-        <w:pStyle w:val="Prrafodelista"/>
+        <w:pStyle w:val="ListParagraph"/>
         <w:numPr>
           <w:ilvl w:val="0"/>
           <w:numId w:val="2"/>
@@ -4802,7 +4896,7 @@
     <w:name w:val="Normal"/>
     <w:qFormat/>
   </w:style>
-  <w:style w:type="paragraph" w:styleId="Ttulo1">
+  <w:style w:type="paragraph" w:styleId="Heading1">
     <w:name w:val="heading 1"/>
     <w:uiPriority w:val="9"/>
     <w:qFormat/>
@@ -4815,7 +4909,7 @@
       <w:szCs w:val="32"/>
     </w:rPr>
   </w:style>
-  <w:style w:type="paragraph" w:styleId="Ttulo2">
+  <w:style w:type="paragraph" w:styleId="Heading2">
     <w:name w:val="heading 2"/>
     <w:uiPriority w:val="9"/>
     <w:unhideWhenUsed/>
@@ -4829,7 +4923,7 @@
       <w:szCs w:val="26"/>
     </w:rPr>
   </w:style>
-  <w:style w:type="paragraph" w:styleId="Ttulo3">
+  <w:style w:type="paragraph" w:styleId="Heading3">
     <w:name w:val="heading 3"/>
     <w:uiPriority w:val="9"/>
     <w:semiHidden/>
@@ -4844,7 +4938,7 @@
       <w:szCs w:val="24"/>
     </w:rPr>
   </w:style>
-  <w:style w:type="paragraph" w:styleId="Ttulo4">
+  <w:style w:type="paragraph" w:styleId="Heading4">
     <w:name w:val="heading 4"/>
     <w:uiPriority w:val="9"/>
     <w:semiHidden/>
@@ -4859,7 +4953,7 @@
       <w:color w:val="2E74B5"/>
     </w:rPr>
   </w:style>
-  <w:style w:type="paragraph" w:styleId="Ttulo5">
+  <w:style w:type="paragraph" w:styleId="Heading5">
     <w:name w:val="heading 5"/>
     <w:uiPriority w:val="9"/>
     <w:semiHidden/>
@@ -4872,7 +4966,7 @@
       <w:color w:val="2E74B5"/>
     </w:rPr>
   </w:style>
-  <w:style w:type="paragraph" w:styleId="Ttulo6">
+  <w:style w:type="paragraph" w:styleId="Heading6">
     <w:name w:val="heading 6"/>
     <w:uiPriority w:val="9"/>
     <w:semiHidden/>
@@ -4885,13 +4979,12 @@
       <w:color w:val="1F4D78"/>
     </w:rPr>
   </w:style>
-  <w:style w:type="character" w:default="1" w:styleId="Fuentedeprrafopredeter">
+  <w:style w:type="character" w:default="1" w:styleId="DefaultParagraphFont">
     <w:name w:val="Default Paragraph Font"/>
     <w:uiPriority w:val="1"/>
-    <w:semiHidden/>
     <w:unhideWhenUsed/>
   </w:style>
-  <w:style w:type="table" w:default="1" w:styleId="Tablanormal">
+  <w:style w:type="table" w:default="1" w:styleId="TableNormal">
     <w:name w:val="Normal Table"/>
     <w:uiPriority w:val="99"/>
     <w:semiHidden/>
@@ -4906,13 +4999,13 @@
       </w:tblCellMar>
     </w:tblPr>
   </w:style>
-  <w:style w:type="numbering" w:default="1" w:styleId="Sinlista">
+  <w:style w:type="numbering" w:default="1" w:styleId="NoList">
     <w:name w:val="No List"/>
     <w:uiPriority w:val="99"/>
     <w:semiHidden/>
     <w:unhideWhenUsed/>
   </w:style>
-  <w:style w:type="paragraph" w:styleId="Ttulo">
+  <w:style w:type="paragraph" w:styleId="Title">
     <w:name w:val="Title"/>
     <w:uiPriority w:val="10"/>
     <w:qFormat/>
@@ -4929,11 +5022,11 @@
       <w:bCs/>
     </w:rPr>
   </w:style>
-  <w:style w:type="paragraph" w:styleId="Prrafodelista">
+  <w:style w:type="paragraph" w:styleId="ListParagraph">
     <w:name w:val="List Paragraph"/>
     <w:qFormat/>
   </w:style>
-  <w:style w:type="character" w:styleId="Hipervnculo">
+  <w:style w:type="character" w:styleId="Hyperlink">
     <w:name w:val="Hyperlink"/>
     <w:uiPriority w:val="99"/>
     <w:unhideWhenUsed/>
@@ -4942,7 +5035,7 @@
       <w:u w:val="single"/>
     </w:rPr>
   </w:style>
-  <w:style w:type="character" w:styleId="Refdenotaalpie">
+  <w:style w:type="character" w:styleId="FootnoteReference">
     <w:name w:val="footnote reference"/>
     <w:uiPriority w:val="99"/>
     <w:semiHidden/>
@@ -4951,16 +5044,16 @@
       <w:vertAlign w:val="superscript"/>
     </w:rPr>
   </w:style>
-  <w:style w:type="paragraph" w:styleId="Textonotapie">
+  <w:style w:type="paragraph" w:styleId="FootnoteText">
     <w:name w:val="footnote text"/>
-    <w:link w:val="TextonotapieCar"/>
+    <w:link w:val="FootnoteTextChar"/>
     <w:uiPriority w:val="99"/>
     <w:semiHidden/>
     <w:unhideWhenUsed/>
   </w:style>
-  <w:style w:type="character" w:customStyle="1" w:styleId="TextonotapieCar">
-    <w:name w:val="Texto nota pie Car"/>
-    <w:link w:val="Textonotapie"/>
+  <w:style w:type="character" w:customStyle="1" w:styleId="FootnoteTextChar">
+    <w:name w:val="Footnote Text Char"/>
+    <w:link w:val="FootnoteText"/>
     <w:uiPriority w:val="99"/>
     <w:semiHidden/>
     <w:unhideWhenUsed/>
@@ -4969,7 +5062,7 @@
       <w:szCs w:val="20"/>
     </w:rPr>
   </w:style>
-  <w:style w:type="character" w:styleId="Refdenotaalfinal">
+  <w:style w:type="character" w:styleId="EndnoteReference">
     <w:name w:val="endnote reference"/>
     <w:uiPriority w:val="99"/>
     <w:semiHidden/>
@@ -4978,16 +5071,16 @@
       <w:vertAlign w:val="superscript"/>
     </w:rPr>
   </w:style>
-  <w:style w:type="paragraph" w:styleId="Textonotaalfinal">
+  <w:style w:type="paragraph" w:styleId="EndnoteText">
     <w:name w:val="endnote text"/>
-    <w:link w:val="TextonotaalfinalCar"/>
+    <w:link w:val="EndnoteTextChar"/>
     <w:uiPriority w:val="99"/>
     <w:semiHidden/>
     <w:unhideWhenUsed/>
   </w:style>
-  <w:style w:type="character" w:customStyle="1" w:styleId="TextonotaalfinalCar">
-    <w:name w:val="Texto nota al final Car"/>
-    <w:link w:val="Textonotaalfinal"/>
+  <w:style w:type="character" w:customStyle="1" w:styleId="EndnoteTextChar">
+    <w:name w:val="Endnote Text Char"/>
+    <w:link w:val="EndnoteText"/>
     <w:uiPriority w:val="99"/>
     <w:semiHidden/>
     <w:unhideWhenUsed/>
